--- a/typescript/report-from-json/examples/report.docx
+++ b/typescript/report-from-json/examples/report.docx
@@ -4,8 +4,11 @@
   <w:body>
     <w:p>
       <w:pPr>
-        <w:pStyle w:val="CoverSpacer"/>
-      </w:pPr>
+        <w:spacing w:after="0" w:before="3000"/>
+      </w:pPr>
+      <w:r>
+        <w:t xml:space="preserve"/>
+      </w:r>
     </w:p>
     <w:p>
       <w:pPr>
@@ -17,59 +20,70 @@
     </w:p>
     <w:p>
       <w:pPr>
-        <w:pStyle w:val="CoverRule"/>
-      </w:pPr>
-    </w:p>
-    <w:p>
-      <w:pPr>
-        <w:pStyle w:val="CoverLine"/>
+        <w:spacing w:after="600"/>
+      </w:pPr>
+      <w:r>
+        <w:rPr>
+          <w:color w:val="1F4E79"/>
+          <w:sz w:val="28"/>
+          <w:szCs w:val="28"/>
+        </w:rPr>
+        <w:t xml:space="preserve">Example Logistics Ltd.</w:t>
+      </w:r>
+    </w:p>
+    <w:p>
+      <w:pPr>
+        <w:spacing w:after="120"/>
       </w:pPr>
       <w:r>
         <w:rPr>
           <w:b/>
           <w:bCs/>
-        </w:rPr>
-        <w:t xml:space="preserve">Client:</w:t>
-      </w:r>
-      <w:r>
-        <w:t xml:space="preserve"> Example Logistics Ltd.</w:t>
-      </w:r>
-    </w:p>
-    <w:p>
-      <w:pPr>
-        <w:pStyle w:val="CoverLine"/>
+          <w:color w:val="1F4E79"/>
+        </w:rPr>
+        <w:t xml:space="preserve">Client: </w:t>
+      </w:r>
+      <w:r>
+        <w:t xml:space="preserve">Example Logistics Ltd.</w:t>
+      </w:r>
+    </w:p>
+    <w:p>
+      <w:pPr>
+        <w:spacing w:after="120"/>
       </w:pPr>
       <w:r>
         <w:rPr>
           <w:b/>
           <w:bCs/>
-        </w:rPr>
-        <w:t xml:space="preserve">Prepared by:</w:t>
-      </w:r>
-      <w:r>
-        <w:t xml:space="preserve"> Harbor &amp; Pine Advisory, Security Practice</w:t>
-      </w:r>
-    </w:p>
-    <w:p>
-      <w:pPr>
-        <w:pStyle w:val="CoverLine"/>
-        <w:sectPr>
-          <w:pgSz w:w="11906" w:h="16838" w:orient="portrait"/>
-          <w:pgMar w:top="1417" w:right="1417" w:bottom="1417" w:left="1417" w:header="709" w:footer="709" w:gutter="0"/>
-          <w:pgNumType/>
-          <w:docGrid w:linePitch="360"/>
-        </w:sectPr>
+          <w:color w:val="1F4E79"/>
+        </w:rPr>
+        <w:t xml:space="preserve">Prepared by: </w:t>
+      </w:r>
+      <w:r>
+        <w:t xml:space="preserve">Harbor &amp; Pine Advisory, Security Practice</w:t>
+      </w:r>
+    </w:p>
+    <w:p>
+      <w:pPr>
+        <w:spacing w:after="120"/>
       </w:pPr>
       <w:r>
         <w:rPr>
           <w:b/>
           <w:bCs/>
-        </w:rPr>
-        <w:t xml:space="preserve">Date:</w:t>
-      </w:r>
-      <w:r>
-        <w:t xml:space="preserve"> 1 October 2026</w:t>
-      </w:r>
+          <w:color w:val="1F4E79"/>
+        </w:rPr>
+        <w:t xml:space="preserve">Date: </w:t>
+      </w:r>
+      <w:r>
+        <w:t xml:space="preserve">1 October 2026</w:t>
+      </w:r>
+    </w:p>
+    <w:p>
+      <w:pPr>
+        <w:pStyle w:val="Normal"/>
+        <w:pageBreakBefore/>
+      </w:pPr>
     </w:p>
     <w:p>
       <w:pPr>
@@ -86,19 +100,19 @@
     </w:p>
     <w:tbl>
       <w:tblPr>
-        <w:tblW w:type="dxa" w:w="9072"/>
+        <w:tblW w:type="dxa" w:w="6000"/>
         <w:tblBorders>
-          <w:top w:val="single" w:color="auto" w:sz="4"/>
-          <w:left w:val="single" w:color="auto" w:sz="4"/>
-          <w:bottom w:val="single" w:color="auto" w:sz="4"/>
-          <w:right w:val="single" w:color="auto" w:sz="4"/>
-          <w:insideH w:val="single" w:color="auto" w:sz="4"/>
-          <w:insideV w:val="single" w:color="auto" w:sz="4"/>
+          <w:top w:val="single" w:color="BFCFE0" w:sz="4"/>
+          <w:left w:val="single" w:color="BFCFE0" w:sz="4"/>
+          <w:bottom w:val="single" w:color="BFCFE0" w:sz="4"/>
+          <w:right w:val="single" w:color="BFCFE0" w:sz="4"/>
+          <w:insideH w:val="single" w:color="BFCFE0" w:sz="4"/>
+          <w:insideV w:val="single" w:color="BFCFE0" w:sz="4"/>
         </w:tblBorders>
       </w:tblPr>
       <w:tblGrid>
-        <w:gridCol w:w="4536"/>
-        <w:gridCol w:w="4536"/>
+        <w:gridCol w:w="4000"/>
+        <w:gridCol w:w="2000"/>
       </w:tblGrid>
       <w:tr>
         <w:trPr>
@@ -106,13 +120,7 @@
         </w:trPr>
         <w:tc>
           <w:tcPr>
-            <w:tcW w:type="dxa" w:w="4536"/>
-            <w:tcBorders>
-              <w:top w:val="single" w:color="BFBFBF" w:sz="4"/>
-              <w:left w:val="none" w:color="FFFFFF" w:sz="0"/>
-              <w:bottom w:val="single" w:color="BFBFBF" w:sz="4"/>
-              <w:right w:val="none" w:color="FFFFFF" w:sz="0"/>
-            </w:tcBorders>
+            <w:tcW w:type="dxa" w:w="4000"/>
             <w:shd w:fill="1F4E79" w:color="auto" w:val="clear"/>
             <w:tcMar>
               <w:top w:type="dxa" w:w="80"/>
@@ -120,11 +128,10 @@
               <w:bottom w:type="dxa" w:w="80"/>
               <w:right w:type="dxa" w:w="120"/>
             </w:tcMar>
-            <w:vAlign w:val="center"/>
-          </w:tcPr>
-          <w:p>
-            <w:pPr>
-              <w:pStyle w:val="TableText"/>
+          </w:tcPr>
+          <w:p>
+            <w:pPr>
+              <w:spacing w:after="0" w:before="0" w:line="240"/>
               <w:jc w:val="left"/>
             </w:pPr>
             <w:r>
@@ -139,13 +146,7 @@
         </w:tc>
         <w:tc>
           <w:tcPr>
-            <w:tcW w:type="dxa" w:w="4536"/>
-            <w:tcBorders>
-              <w:top w:val="single" w:color="BFBFBF" w:sz="4"/>
-              <w:left w:val="none" w:color="FFFFFF" w:sz="0"/>
-              <w:bottom w:val="single" w:color="BFBFBF" w:sz="4"/>
-              <w:right w:val="none" w:color="FFFFFF" w:sz="0"/>
-            </w:tcBorders>
+            <w:tcW w:type="dxa" w:w="2000"/>
             <w:shd w:fill="1F4E79" w:color="auto" w:val="clear"/>
             <w:tcMar>
               <w:top w:type="dxa" w:w="80"/>
@@ -153,11 +154,10 @@
               <w:bottom w:type="dxa" w:w="80"/>
               <w:right w:type="dxa" w:w="120"/>
             </w:tcMar>
-            <w:vAlign w:val="center"/>
-          </w:tcPr>
-          <w:p>
-            <w:pPr>
-              <w:pStyle w:val="TableText"/>
+          </w:tcPr>
+          <w:p>
+            <w:pPr>
+              <w:spacing w:after="0" w:before="0" w:line="240"/>
               <w:jc w:val="right"/>
             </w:pPr>
             <w:r>
@@ -177,30 +177,24 @@
         </w:trPr>
         <w:tc>
           <w:tcPr>
-            <w:tcW w:type="dxa" w:w="4536"/>
-            <w:tcBorders>
-              <w:top w:val="single" w:color="BFBFBF" w:sz="4"/>
-              <w:left w:val="none" w:color="FFFFFF" w:sz="0"/>
-              <w:bottom w:val="single" w:color="BFBFBF" w:sz="4"/>
-              <w:right w:val="none" w:color="FFFFFF" w:sz="0"/>
-            </w:tcBorders>
-            <w:tcMar>
-              <w:top w:type="dxa" w:w="80"/>
-              <w:left w:type="dxa" w:w="120"/>
-              <w:bottom w:type="dxa" w:w="80"/>
-              <w:right w:type="dxa" w:w="120"/>
-            </w:tcMar>
-            <w:vAlign w:val="center"/>
-          </w:tcPr>
-          <w:p>
-            <w:pPr>
-              <w:pStyle w:val="TableText"/>
-              <w:jc w:val="left"/>
-            </w:pPr>
-            <w:r>
-              <w:rPr>
-                <w:b w:val="false"/>
-                <w:bCs w:val="false"/>
+            <w:tcW w:type="dxa" w:w="4000"/>
+            <w:tcMar>
+              <w:top w:type="dxa" w:w="80"/>
+              <w:left w:type="dxa" w:w="120"/>
+              <w:bottom w:type="dxa" w:w="80"/>
+              <w:right w:type="dxa" w:w="120"/>
+            </w:tcMar>
+          </w:tcPr>
+          <w:p>
+            <w:pPr>
+              <w:spacing w:after="0" w:before="0" w:line="240"/>
+              <w:jc w:val="left"/>
+            </w:pPr>
+            <w:r>
+              <w:rPr>
+                <w:b w:val="false"/>
+                <w:bCs w:val="false"/>
+                <w:color w:val="000000"/>
               </w:rPr>
               <w:t xml:space="preserve">Critical</w:t>
             </w:r>
@@ -208,30 +202,24 @@
         </w:tc>
         <w:tc>
           <w:tcPr>
-            <w:tcW w:type="dxa" w:w="4536"/>
-            <w:tcBorders>
-              <w:top w:val="single" w:color="BFBFBF" w:sz="4"/>
-              <w:left w:val="none" w:color="FFFFFF" w:sz="0"/>
-              <w:bottom w:val="single" w:color="BFBFBF" w:sz="4"/>
-              <w:right w:val="none" w:color="FFFFFF" w:sz="0"/>
-            </w:tcBorders>
-            <w:tcMar>
-              <w:top w:type="dxa" w:w="80"/>
-              <w:left w:type="dxa" w:w="120"/>
-              <w:bottom w:type="dxa" w:w="80"/>
-              <w:right w:type="dxa" w:w="120"/>
-            </w:tcMar>
-            <w:vAlign w:val="center"/>
-          </w:tcPr>
-          <w:p>
-            <w:pPr>
-              <w:pStyle w:val="TableText"/>
+            <w:tcW w:type="dxa" w:w="2000"/>
+            <w:tcMar>
+              <w:top w:type="dxa" w:w="80"/>
+              <w:left w:type="dxa" w:w="120"/>
+              <w:bottom w:type="dxa" w:w="80"/>
+              <w:right w:type="dxa" w:w="120"/>
+            </w:tcMar>
+          </w:tcPr>
+          <w:p>
+            <w:pPr>
+              <w:spacing w:after="0" w:before="0" w:line="240"/>
               <w:jc w:val="right"/>
             </w:pPr>
             <w:r>
               <w:rPr>
                 <w:b w:val="false"/>
                 <w:bCs w:val="false"/>
+                <w:color w:val="000000"/>
               </w:rPr>
               <w:t xml:space="preserve">1</w:t>
             </w:r>
@@ -244,30 +232,25 @@
         </w:trPr>
         <w:tc>
           <w:tcPr>
-            <w:tcW w:type="dxa" w:w="4536"/>
-            <w:tcBorders>
-              <w:top w:val="single" w:color="BFBFBF" w:sz="4"/>
-              <w:left w:val="none" w:color="FFFFFF" w:sz="0"/>
-              <w:bottom w:val="single" w:color="BFBFBF" w:sz="4"/>
-              <w:right w:val="none" w:color="FFFFFF" w:sz="0"/>
-            </w:tcBorders>
-            <w:tcMar>
-              <w:top w:type="dxa" w:w="80"/>
-              <w:left w:type="dxa" w:w="120"/>
-              <w:bottom w:type="dxa" w:w="80"/>
-              <w:right w:type="dxa" w:w="120"/>
-            </w:tcMar>
-            <w:vAlign w:val="center"/>
-          </w:tcPr>
-          <w:p>
-            <w:pPr>
-              <w:pStyle w:val="TableText"/>
-              <w:jc w:val="left"/>
-            </w:pPr>
-            <w:r>
-              <w:rPr>
-                <w:b w:val="false"/>
-                <w:bCs w:val="false"/>
+            <w:tcW w:type="dxa" w:w="4000"/>
+            <w:shd w:fill="EAF1F8" w:color="auto" w:val="clear"/>
+            <w:tcMar>
+              <w:top w:type="dxa" w:w="80"/>
+              <w:left w:type="dxa" w:w="120"/>
+              <w:bottom w:type="dxa" w:w="80"/>
+              <w:right w:type="dxa" w:w="120"/>
+            </w:tcMar>
+          </w:tcPr>
+          <w:p>
+            <w:pPr>
+              <w:spacing w:after="0" w:before="0" w:line="240"/>
+              <w:jc w:val="left"/>
+            </w:pPr>
+            <w:r>
+              <w:rPr>
+                <w:b w:val="false"/>
+                <w:bCs w:val="false"/>
+                <w:color w:val="000000"/>
               </w:rPr>
               <w:t xml:space="preserve">High</w:t>
             </w:r>
@@ -275,30 +258,25 @@
         </w:tc>
         <w:tc>
           <w:tcPr>
-            <w:tcW w:type="dxa" w:w="4536"/>
-            <w:tcBorders>
-              <w:top w:val="single" w:color="BFBFBF" w:sz="4"/>
-              <w:left w:val="none" w:color="FFFFFF" w:sz="0"/>
-              <w:bottom w:val="single" w:color="BFBFBF" w:sz="4"/>
-              <w:right w:val="none" w:color="FFFFFF" w:sz="0"/>
-            </w:tcBorders>
-            <w:tcMar>
-              <w:top w:type="dxa" w:w="80"/>
-              <w:left w:type="dxa" w:w="120"/>
-              <w:bottom w:type="dxa" w:w="80"/>
-              <w:right w:type="dxa" w:w="120"/>
-            </w:tcMar>
-            <w:vAlign w:val="center"/>
-          </w:tcPr>
-          <w:p>
-            <w:pPr>
-              <w:pStyle w:val="TableText"/>
+            <w:tcW w:type="dxa" w:w="2000"/>
+            <w:shd w:fill="EAF1F8" w:color="auto" w:val="clear"/>
+            <w:tcMar>
+              <w:top w:type="dxa" w:w="80"/>
+              <w:left w:type="dxa" w:w="120"/>
+              <w:bottom w:type="dxa" w:w="80"/>
+              <w:right w:type="dxa" w:w="120"/>
+            </w:tcMar>
+          </w:tcPr>
+          <w:p>
+            <w:pPr>
+              <w:spacing w:after="0" w:before="0" w:line="240"/>
               <w:jc w:val="right"/>
             </w:pPr>
             <w:r>
               <w:rPr>
                 <w:b w:val="false"/>
                 <w:bCs w:val="false"/>
+                <w:color w:val="000000"/>
               </w:rPr>
               <w:t xml:space="preserve">2</w:t>
             </w:r>
@@ -311,30 +289,24 @@
         </w:trPr>
         <w:tc>
           <w:tcPr>
-            <w:tcW w:type="dxa" w:w="4536"/>
-            <w:tcBorders>
-              <w:top w:val="single" w:color="BFBFBF" w:sz="4"/>
-              <w:left w:val="none" w:color="FFFFFF" w:sz="0"/>
-              <w:bottom w:val="single" w:color="BFBFBF" w:sz="4"/>
-              <w:right w:val="none" w:color="FFFFFF" w:sz="0"/>
-            </w:tcBorders>
-            <w:tcMar>
-              <w:top w:type="dxa" w:w="80"/>
-              <w:left w:type="dxa" w:w="120"/>
-              <w:bottom w:type="dxa" w:w="80"/>
-              <w:right w:type="dxa" w:w="120"/>
-            </w:tcMar>
-            <w:vAlign w:val="center"/>
-          </w:tcPr>
-          <w:p>
-            <w:pPr>
-              <w:pStyle w:val="TableText"/>
-              <w:jc w:val="left"/>
-            </w:pPr>
-            <w:r>
-              <w:rPr>
-                <w:b w:val="false"/>
-                <w:bCs w:val="false"/>
+            <w:tcW w:type="dxa" w:w="4000"/>
+            <w:tcMar>
+              <w:top w:type="dxa" w:w="80"/>
+              <w:left w:type="dxa" w:w="120"/>
+              <w:bottom w:type="dxa" w:w="80"/>
+              <w:right w:type="dxa" w:w="120"/>
+            </w:tcMar>
+          </w:tcPr>
+          <w:p>
+            <w:pPr>
+              <w:spacing w:after="0" w:before="0" w:line="240"/>
+              <w:jc w:val="left"/>
+            </w:pPr>
+            <w:r>
+              <w:rPr>
+                <w:b w:val="false"/>
+                <w:bCs w:val="false"/>
+                <w:color w:val="000000"/>
               </w:rPr>
               <w:t xml:space="preserve">Medium</w:t>
             </w:r>
@@ -342,30 +314,24 @@
         </w:tc>
         <w:tc>
           <w:tcPr>
-            <w:tcW w:type="dxa" w:w="4536"/>
-            <w:tcBorders>
-              <w:top w:val="single" w:color="BFBFBF" w:sz="4"/>
-              <w:left w:val="none" w:color="FFFFFF" w:sz="0"/>
-              <w:bottom w:val="single" w:color="BFBFBF" w:sz="4"/>
-              <w:right w:val="none" w:color="FFFFFF" w:sz="0"/>
-            </w:tcBorders>
-            <w:tcMar>
-              <w:top w:type="dxa" w:w="80"/>
-              <w:left w:type="dxa" w:w="120"/>
-              <w:bottom w:type="dxa" w:w="80"/>
-              <w:right w:type="dxa" w:w="120"/>
-            </w:tcMar>
-            <w:vAlign w:val="center"/>
-          </w:tcPr>
-          <w:p>
-            <w:pPr>
-              <w:pStyle w:val="TableText"/>
+            <w:tcW w:type="dxa" w:w="2000"/>
+            <w:tcMar>
+              <w:top w:type="dxa" w:w="80"/>
+              <w:left w:type="dxa" w:w="120"/>
+              <w:bottom w:type="dxa" w:w="80"/>
+              <w:right w:type="dxa" w:w="120"/>
+            </w:tcMar>
+          </w:tcPr>
+          <w:p>
+            <w:pPr>
+              <w:spacing w:after="0" w:before="0" w:line="240"/>
               <w:jc w:val="right"/>
             </w:pPr>
             <w:r>
               <w:rPr>
                 <w:b w:val="false"/>
                 <w:bCs w:val="false"/>
+                <w:color w:val="000000"/>
               </w:rPr>
               <w:t xml:space="preserve">2</w:t>
             </w:r>
@@ -378,30 +344,25 @@
         </w:trPr>
         <w:tc>
           <w:tcPr>
-            <w:tcW w:type="dxa" w:w="4536"/>
-            <w:tcBorders>
-              <w:top w:val="single" w:color="BFBFBF" w:sz="4"/>
-              <w:left w:val="none" w:color="FFFFFF" w:sz="0"/>
-              <w:bottom w:val="single" w:color="BFBFBF" w:sz="4"/>
-              <w:right w:val="none" w:color="FFFFFF" w:sz="0"/>
-            </w:tcBorders>
-            <w:tcMar>
-              <w:top w:type="dxa" w:w="80"/>
-              <w:left w:type="dxa" w:w="120"/>
-              <w:bottom w:type="dxa" w:w="80"/>
-              <w:right w:type="dxa" w:w="120"/>
-            </w:tcMar>
-            <w:vAlign w:val="center"/>
-          </w:tcPr>
-          <w:p>
-            <w:pPr>
-              <w:pStyle w:val="TableText"/>
-              <w:jc w:val="left"/>
-            </w:pPr>
-            <w:r>
-              <w:rPr>
-                <w:b w:val="false"/>
-                <w:bCs w:val="false"/>
+            <w:tcW w:type="dxa" w:w="4000"/>
+            <w:shd w:fill="EAF1F8" w:color="auto" w:val="clear"/>
+            <w:tcMar>
+              <w:top w:type="dxa" w:w="80"/>
+              <w:left w:type="dxa" w:w="120"/>
+              <w:bottom w:type="dxa" w:w="80"/>
+              <w:right w:type="dxa" w:w="120"/>
+            </w:tcMar>
+          </w:tcPr>
+          <w:p>
+            <w:pPr>
+              <w:spacing w:after="0" w:before="0" w:line="240"/>
+              <w:jc w:val="left"/>
+            </w:pPr>
+            <w:r>
+              <w:rPr>
+                <w:b w:val="false"/>
+                <w:bCs w:val="false"/>
+                <w:color w:val="000000"/>
               </w:rPr>
               <w:t xml:space="preserve">Low</w:t>
             </w:r>
@@ -409,30 +370,25 @@
         </w:tc>
         <w:tc>
           <w:tcPr>
-            <w:tcW w:type="dxa" w:w="4536"/>
-            <w:tcBorders>
-              <w:top w:val="single" w:color="BFBFBF" w:sz="4"/>
-              <w:left w:val="none" w:color="FFFFFF" w:sz="0"/>
-              <w:bottom w:val="single" w:color="BFBFBF" w:sz="4"/>
-              <w:right w:val="none" w:color="FFFFFF" w:sz="0"/>
-            </w:tcBorders>
-            <w:tcMar>
-              <w:top w:type="dxa" w:w="80"/>
-              <w:left w:type="dxa" w:w="120"/>
-              <w:bottom w:type="dxa" w:w="80"/>
-              <w:right w:type="dxa" w:w="120"/>
-            </w:tcMar>
-            <w:vAlign w:val="center"/>
-          </w:tcPr>
-          <w:p>
-            <w:pPr>
-              <w:pStyle w:val="TableText"/>
+            <w:tcW w:type="dxa" w:w="2000"/>
+            <w:shd w:fill="EAF1F8" w:color="auto" w:val="clear"/>
+            <w:tcMar>
+              <w:top w:type="dxa" w:w="80"/>
+              <w:left w:type="dxa" w:w="120"/>
+              <w:bottom w:type="dxa" w:w="80"/>
+              <w:right w:type="dxa" w:w="120"/>
+            </w:tcMar>
+          </w:tcPr>
+          <w:p>
+            <w:pPr>
+              <w:spacing w:after="0" w:before="0" w:line="240"/>
               <w:jc w:val="right"/>
             </w:pPr>
             <w:r>
               <w:rPr>
                 <w:b w:val="false"/>
                 <w:bCs w:val="false"/>
+                <w:color w:val="000000"/>
               </w:rPr>
               <w:t xml:space="preserve">1</w:t>
             </w:r>
@@ -442,8 +398,11 @@
     </w:tbl>
     <w:p>
       <w:pPr>
-        <w:pStyle w:val="Spacer"/>
-      </w:pPr>
+        <w:spacing w:after="120" w:before="0"/>
+      </w:pPr>
+      <w:r>
+        <w:t xml:space="preserve"/>
+      </w:r>
     </w:p>
     <w:p>
       <w:pPr>
@@ -468,21 +427,21 @@
     </w:p>
     <w:tbl>
       <w:tblPr>
-        <w:tblW w:type="dxa" w:w="9072"/>
+        <w:tblW w:type="dxa" w:w="9126"/>
         <w:tblBorders>
-          <w:top w:val="single" w:color="auto" w:sz="4"/>
-          <w:left w:val="single" w:color="auto" w:sz="4"/>
-          <w:bottom w:val="single" w:color="auto" w:sz="4"/>
-          <w:right w:val="single" w:color="auto" w:sz="4"/>
-          <w:insideH w:val="single" w:color="auto" w:sz="4"/>
-          <w:insideV w:val="single" w:color="auto" w:sz="4"/>
+          <w:top w:val="single" w:color="BFCFE0" w:sz="4"/>
+          <w:left w:val="single" w:color="BFCFE0" w:sz="4"/>
+          <w:bottom w:val="single" w:color="BFCFE0" w:sz="4"/>
+          <w:right w:val="single" w:color="BFCFE0" w:sz="4"/>
+          <w:insideH w:val="single" w:color="BFCFE0" w:sz="4"/>
+          <w:insideV w:val="single" w:color="BFCFE0" w:sz="4"/>
         </w:tblBorders>
       </w:tblPr>
       <w:tblGrid>
-        <w:gridCol w:w="900"/>
-        <w:gridCol w:w="4572"/>
-        <w:gridCol w:w="1500"/>
-        <w:gridCol w:w="2100"/>
+        <w:gridCol w:w="1000"/>
+        <w:gridCol w:w="4700"/>
+        <w:gridCol w:w="1600"/>
+        <w:gridCol w:w="1826"/>
       </w:tblGrid>
       <w:tr>
         <w:trPr>
@@ -490,13 +449,7 @@
         </w:trPr>
         <w:tc>
           <w:tcPr>
-            <w:tcW w:type="dxa" w:w="900"/>
-            <w:tcBorders>
-              <w:top w:val="single" w:color="BFBFBF" w:sz="4"/>
-              <w:left w:val="none" w:color="FFFFFF" w:sz="0"/>
-              <w:bottom w:val="single" w:color="BFBFBF" w:sz="4"/>
-              <w:right w:val="none" w:color="FFFFFF" w:sz="0"/>
-            </w:tcBorders>
+            <w:tcW w:type="dxa" w:w="1000"/>
             <w:shd w:fill="1F4E79" w:color="auto" w:val="clear"/>
             <w:tcMar>
               <w:top w:type="dxa" w:w="80"/>
@@ -504,11 +457,10 @@
               <w:bottom w:type="dxa" w:w="80"/>
               <w:right w:type="dxa" w:w="120"/>
             </w:tcMar>
-            <w:vAlign w:val="center"/>
-          </w:tcPr>
-          <w:p>
-            <w:pPr>
-              <w:pStyle w:val="TableText"/>
+          </w:tcPr>
+          <w:p>
+            <w:pPr>
+              <w:spacing w:after="0" w:before="0" w:line="240"/>
               <w:jc w:val="left"/>
             </w:pPr>
             <w:r>
@@ -523,13 +475,7 @@
         </w:tc>
         <w:tc>
           <w:tcPr>
-            <w:tcW w:type="dxa" w:w="4572"/>
-            <w:tcBorders>
-              <w:top w:val="single" w:color="BFBFBF" w:sz="4"/>
-              <w:left w:val="none" w:color="FFFFFF" w:sz="0"/>
-              <w:bottom w:val="single" w:color="BFBFBF" w:sz="4"/>
-              <w:right w:val="none" w:color="FFFFFF" w:sz="0"/>
-            </w:tcBorders>
+            <w:tcW w:type="dxa" w:w="4700"/>
             <w:shd w:fill="1F4E79" w:color="auto" w:val="clear"/>
             <w:tcMar>
               <w:top w:type="dxa" w:w="80"/>
@@ -537,11 +483,10 @@
               <w:bottom w:type="dxa" w:w="80"/>
               <w:right w:type="dxa" w:w="120"/>
             </w:tcMar>
-            <w:vAlign w:val="center"/>
-          </w:tcPr>
-          <w:p>
-            <w:pPr>
-              <w:pStyle w:val="TableText"/>
+          </w:tcPr>
+          <w:p>
+            <w:pPr>
+              <w:spacing w:after="0" w:before="0" w:line="240"/>
               <w:jc w:val="left"/>
             </w:pPr>
             <w:r>
@@ -556,13 +501,7 @@
         </w:tc>
         <w:tc>
           <w:tcPr>
-            <w:tcW w:type="dxa" w:w="1500"/>
-            <w:tcBorders>
-              <w:top w:val="single" w:color="BFBFBF" w:sz="4"/>
-              <w:left w:val="none" w:color="FFFFFF" w:sz="0"/>
-              <w:bottom w:val="single" w:color="BFBFBF" w:sz="4"/>
-              <w:right w:val="none" w:color="FFFFFF" w:sz="0"/>
-            </w:tcBorders>
+            <w:tcW w:type="dxa" w:w="1600"/>
             <w:shd w:fill="1F4E79" w:color="auto" w:val="clear"/>
             <w:tcMar>
               <w:top w:type="dxa" w:w="80"/>
@@ -570,11 +509,10 @@
               <w:bottom w:type="dxa" w:w="80"/>
               <w:right w:type="dxa" w:w="120"/>
             </w:tcMar>
-            <w:vAlign w:val="center"/>
-          </w:tcPr>
-          <w:p>
-            <w:pPr>
-              <w:pStyle w:val="TableText"/>
+          </w:tcPr>
+          <w:p>
+            <w:pPr>
+              <w:spacing w:after="0" w:before="0" w:line="240"/>
               <w:jc w:val="left"/>
             </w:pPr>
             <w:r>
@@ -589,13 +527,7 @@
         </w:tc>
         <w:tc>
           <w:tcPr>
-            <w:tcW w:type="dxa" w:w="2100"/>
-            <w:tcBorders>
-              <w:top w:val="single" w:color="BFBFBF" w:sz="4"/>
-              <w:left w:val="none" w:color="FFFFFF" w:sz="0"/>
-              <w:bottom w:val="single" w:color="BFBFBF" w:sz="4"/>
-              <w:right w:val="none" w:color="FFFFFF" w:sz="0"/>
-            </w:tcBorders>
+            <w:tcW w:type="dxa" w:w="1826"/>
             <w:shd w:fill="1F4E79" w:color="auto" w:val="clear"/>
             <w:tcMar>
               <w:top w:type="dxa" w:w="80"/>
@@ -603,11 +535,10 @@
               <w:bottom w:type="dxa" w:w="80"/>
               <w:right w:type="dxa" w:w="120"/>
             </w:tcMar>
-            <w:vAlign w:val="center"/>
-          </w:tcPr>
-          <w:p>
-            <w:pPr>
-              <w:pStyle w:val="TableText"/>
+          </w:tcPr>
+          <w:p>
+            <w:pPr>
+              <w:spacing w:after="0" w:before="0" w:line="240"/>
               <w:jc w:val="left"/>
             </w:pPr>
             <w:r>
@@ -627,30 +558,24 @@
         </w:trPr>
         <w:tc>
           <w:tcPr>
-            <w:tcW w:type="dxa" w:w="900"/>
-            <w:tcBorders>
-              <w:top w:val="single" w:color="BFBFBF" w:sz="4"/>
-              <w:left w:val="none" w:color="FFFFFF" w:sz="0"/>
-              <w:bottom w:val="single" w:color="BFBFBF" w:sz="4"/>
-              <w:right w:val="none" w:color="FFFFFF" w:sz="0"/>
-            </w:tcBorders>
-            <w:tcMar>
-              <w:top w:type="dxa" w:w="80"/>
-              <w:left w:type="dxa" w:w="120"/>
-              <w:bottom w:type="dxa" w:w="80"/>
-              <w:right w:type="dxa" w:w="120"/>
-            </w:tcMar>
-            <w:vAlign w:val="center"/>
-          </w:tcPr>
-          <w:p>
-            <w:pPr>
-              <w:pStyle w:val="TableText"/>
-              <w:jc w:val="left"/>
-            </w:pPr>
-            <w:r>
-              <w:rPr>
-                <w:b w:val="false"/>
-                <w:bCs w:val="false"/>
+            <w:tcW w:type="dxa" w:w="1000"/>
+            <w:tcMar>
+              <w:top w:type="dxa" w:w="80"/>
+              <w:left w:type="dxa" w:w="120"/>
+              <w:bottom w:type="dxa" w:w="80"/>
+              <w:right w:type="dxa" w:w="120"/>
+            </w:tcMar>
+          </w:tcPr>
+          <w:p>
+            <w:pPr>
+              <w:spacing w:after="0" w:before="0" w:line="240"/>
+              <w:jc w:val="left"/>
+            </w:pPr>
+            <w:r>
+              <w:rPr>
+                <w:b w:val="false"/>
+                <w:bCs w:val="false"/>
+                <w:color w:val="000000"/>
               </w:rPr>
               <w:t xml:space="preserve">F-01</w:t>
             </w:r>
@@ -658,30 +583,24 @@
         </w:tc>
         <w:tc>
           <w:tcPr>
-            <w:tcW w:type="dxa" w:w="4572"/>
-            <w:tcBorders>
-              <w:top w:val="single" w:color="BFBFBF" w:sz="4"/>
-              <w:left w:val="none" w:color="FFFFFF" w:sz="0"/>
-              <w:bottom w:val="single" w:color="BFBFBF" w:sz="4"/>
-              <w:right w:val="none" w:color="FFFFFF" w:sz="0"/>
-            </w:tcBorders>
-            <w:tcMar>
-              <w:top w:type="dxa" w:w="80"/>
-              <w:left w:type="dxa" w:w="120"/>
-              <w:bottom w:type="dxa" w:w="80"/>
-              <w:right w:type="dxa" w:w="120"/>
-            </w:tcMar>
-            <w:vAlign w:val="center"/>
-          </w:tcPr>
-          <w:p>
-            <w:pPr>
-              <w:pStyle w:val="TableText"/>
-              <w:jc w:val="left"/>
-            </w:pPr>
-            <w:r>
-              <w:rPr>
-                <w:b w:val="false"/>
-                <w:bCs w:val="false"/>
+            <w:tcW w:type="dxa" w:w="4700"/>
+            <w:tcMar>
+              <w:top w:type="dxa" w:w="80"/>
+              <w:left w:type="dxa" w:w="120"/>
+              <w:bottom w:type="dxa" w:w="80"/>
+              <w:right w:type="dxa" w:w="120"/>
+            </w:tcMar>
+          </w:tcPr>
+          <w:p>
+            <w:pPr>
+              <w:spacing w:after="0" w:before="0" w:line="240"/>
+              <w:jc w:val="left"/>
+            </w:pPr>
+            <w:r>
+              <w:rPr>
+                <w:b w:val="false"/>
+                <w:bCs w:val="false"/>
+                <w:color w:val="000000"/>
               </w:rPr>
               <w:t xml:space="preserve">Storage bucket with shipment exports is publicly readable</w:t>
             </w:r>
@@ -689,30 +608,24 @@
         </w:tc>
         <w:tc>
           <w:tcPr>
-            <w:tcW w:type="dxa" w:w="1500"/>
-            <w:tcBorders>
-              <w:top w:val="single" w:color="BFBFBF" w:sz="4"/>
-              <w:left w:val="none" w:color="FFFFFF" w:sz="0"/>
-              <w:bottom w:val="single" w:color="BFBFBF" w:sz="4"/>
-              <w:right w:val="none" w:color="FFFFFF" w:sz="0"/>
-            </w:tcBorders>
-            <w:tcMar>
-              <w:top w:type="dxa" w:w="80"/>
-              <w:left w:type="dxa" w:w="120"/>
-              <w:bottom w:type="dxa" w:w="80"/>
-              <w:right w:type="dxa" w:w="120"/>
-            </w:tcMar>
-            <w:vAlign w:val="center"/>
-          </w:tcPr>
-          <w:p>
-            <w:pPr>
-              <w:pStyle w:val="TableText"/>
-              <w:jc w:val="left"/>
-            </w:pPr>
-            <w:r>
-              <w:rPr>
-                <w:b w:val="false"/>
-                <w:bCs w:val="false"/>
+            <w:tcW w:type="dxa" w:w="1600"/>
+            <w:tcMar>
+              <w:top w:type="dxa" w:w="80"/>
+              <w:left w:type="dxa" w:w="120"/>
+              <w:bottom w:type="dxa" w:w="80"/>
+              <w:right w:type="dxa" w:w="120"/>
+            </w:tcMar>
+          </w:tcPr>
+          <w:p>
+            <w:pPr>
+              <w:spacing w:after="0" w:before="0" w:line="240"/>
+              <w:jc w:val="left"/>
+            </w:pPr>
+            <w:r>
+              <w:rPr>
+                <w:b w:val="false"/>
+                <w:bCs w:val="false"/>
+                <w:color w:val="000000"/>
               </w:rPr>
               <w:t xml:space="preserve">Critical</w:t>
             </w:r>
@@ -720,30 +633,24 @@
         </w:tc>
         <w:tc>
           <w:tcPr>
-            <w:tcW w:type="dxa" w:w="2100"/>
-            <w:tcBorders>
-              <w:top w:val="single" w:color="BFBFBF" w:sz="4"/>
-              <w:left w:val="none" w:color="FFFFFF" w:sz="0"/>
-              <w:bottom w:val="single" w:color="BFBFBF" w:sz="4"/>
-              <w:right w:val="none" w:color="FFFFFF" w:sz="0"/>
-            </w:tcBorders>
-            <w:tcMar>
-              <w:top w:type="dxa" w:w="80"/>
-              <w:left w:type="dxa" w:w="120"/>
-              <w:bottom w:type="dxa" w:w="80"/>
-              <w:right w:type="dxa" w:w="120"/>
-            </w:tcMar>
-            <w:vAlign w:val="center"/>
-          </w:tcPr>
-          <w:p>
-            <w:pPr>
-              <w:pStyle w:val="TableText"/>
-              <w:jc w:val="left"/>
-            </w:pPr>
-            <w:r>
-              <w:rPr>
-                <w:b w:val="false"/>
-                <w:bCs w:val="false"/>
+            <w:tcW w:type="dxa" w:w="1826"/>
+            <w:tcMar>
+              <w:top w:type="dxa" w:w="80"/>
+              <w:left w:type="dxa" w:w="120"/>
+              <w:bottom w:type="dxa" w:w="80"/>
+              <w:right w:type="dxa" w:w="120"/>
+            </w:tcMar>
+          </w:tcPr>
+          <w:p>
+            <w:pPr>
+              <w:spacing w:after="0" w:before="0" w:line="240"/>
+              <w:jc w:val="left"/>
+            </w:pPr>
+            <w:r>
+              <w:rPr>
+                <w:b w:val="false"/>
+                <w:bCs w:val="false"/>
+                <w:color w:val="000000"/>
               </w:rPr>
               <w:t xml:space="preserve">Storage</w:t>
             </w:r>
@@ -756,30 +663,25 @@
         </w:trPr>
         <w:tc>
           <w:tcPr>
-            <w:tcW w:type="dxa" w:w="900"/>
-            <w:tcBorders>
-              <w:top w:val="single" w:color="BFBFBF" w:sz="4"/>
-              <w:left w:val="none" w:color="FFFFFF" w:sz="0"/>
-              <w:bottom w:val="single" w:color="BFBFBF" w:sz="4"/>
-              <w:right w:val="none" w:color="FFFFFF" w:sz="0"/>
-            </w:tcBorders>
-            <w:tcMar>
-              <w:top w:type="dxa" w:w="80"/>
-              <w:left w:type="dxa" w:w="120"/>
-              <w:bottom w:type="dxa" w:w="80"/>
-              <w:right w:type="dxa" w:w="120"/>
-            </w:tcMar>
-            <w:vAlign w:val="center"/>
-          </w:tcPr>
-          <w:p>
-            <w:pPr>
-              <w:pStyle w:val="TableText"/>
-              <w:jc w:val="left"/>
-            </w:pPr>
-            <w:r>
-              <w:rPr>
-                <w:b w:val="false"/>
-                <w:bCs w:val="false"/>
+            <w:tcW w:type="dxa" w:w="1000"/>
+            <w:shd w:fill="EAF1F8" w:color="auto" w:val="clear"/>
+            <w:tcMar>
+              <w:top w:type="dxa" w:w="80"/>
+              <w:left w:type="dxa" w:w="120"/>
+              <w:bottom w:type="dxa" w:w="80"/>
+              <w:right w:type="dxa" w:w="120"/>
+            </w:tcMar>
+          </w:tcPr>
+          <w:p>
+            <w:pPr>
+              <w:spacing w:after="0" w:before="0" w:line="240"/>
+              <w:jc w:val="left"/>
+            </w:pPr>
+            <w:r>
+              <w:rPr>
+                <w:b w:val="false"/>
+                <w:bCs w:val="false"/>
+                <w:color w:val="000000"/>
               </w:rPr>
               <w:t xml:space="preserve">F-02</w:t>
             </w:r>
@@ -787,30 +689,25 @@
         </w:tc>
         <w:tc>
           <w:tcPr>
-            <w:tcW w:type="dxa" w:w="4572"/>
-            <w:tcBorders>
-              <w:top w:val="single" w:color="BFBFBF" w:sz="4"/>
-              <w:left w:val="none" w:color="FFFFFF" w:sz="0"/>
-              <w:bottom w:val="single" w:color="BFBFBF" w:sz="4"/>
-              <w:right w:val="none" w:color="FFFFFF" w:sz="0"/>
-            </w:tcBorders>
-            <w:tcMar>
-              <w:top w:type="dxa" w:w="80"/>
-              <w:left w:type="dxa" w:w="120"/>
-              <w:bottom w:type="dxa" w:w="80"/>
-              <w:right w:type="dxa" w:w="120"/>
-            </w:tcMar>
-            <w:vAlign w:val="center"/>
-          </w:tcPr>
-          <w:p>
-            <w:pPr>
-              <w:pStyle w:val="TableText"/>
-              <w:jc w:val="left"/>
-            </w:pPr>
-            <w:r>
-              <w:rPr>
-                <w:b w:val="false"/>
-                <w:bCs w:val="false"/>
+            <w:tcW w:type="dxa" w:w="4700"/>
+            <w:shd w:fill="EAF1F8" w:color="auto" w:val="clear"/>
+            <w:tcMar>
+              <w:top w:type="dxa" w:w="80"/>
+              <w:left w:type="dxa" w:w="120"/>
+              <w:bottom w:type="dxa" w:w="80"/>
+              <w:right w:type="dxa" w:w="120"/>
+            </w:tcMar>
+          </w:tcPr>
+          <w:p>
+            <w:pPr>
+              <w:spacing w:after="0" w:before="0" w:line="240"/>
+              <w:jc w:val="left"/>
+            </w:pPr>
+            <w:r>
+              <w:rPr>
+                <w:b w:val="false"/>
+                <w:bCs w:val="false"/>
+                <w:color w:val="000000"/>
               </w:rPr>
               <w:t xml:space="preserve">Root account has no MFA</w:t>
             </w:r>
@@ -818,30 +715,25 @@
         </w:tc>
         <w:tc>
           <w:tcPr>
-            <w:tcW w:type="dxa" w:w="1500"/>
-            <w:tcBorders>
-              <w:top w:val="single" w:color="BFBFBF" w:sz="4"/>
-              <w:left w:val="none" w:color="FFFFFF" w:sz="0"/>
-              <w:bottom w:val="single" w:color="BFBFBF" w:sz="4"/>
-              <w:right w:val="none" w:color="FFFFFF" w:sz="0"/>
-            </w:tcBorders>
-            <w:tcMar>
-              <w:top w:type="dxa" w:w="80"/>
-              <w:left w:type="dxa" w:w="120"/>
-              <w:bottom w:type="dxa" w:w="80"/>
-              <w:right w:type="dxa" w:w="120"/>
-            </w:tcMar>
-            <w:vAlign w:val="center"/>
-          </w:tcPr>
-          <w:p>
-            <w:pPr>
-              <w:pStyle w:val="TableText"/>
-              <w:jc w:val="left"/>
-            </w:pPr>
-            <w:r>
-              <w:rPr>
-                <w:b w:val="false"/>
-                <w:bCs w:val="false"/>
+            <w:tcW w:type="dxa" w:w="1600"/>
+            <w:shd w:fill="EAF1F8" w:color="auto" w:val="clear"/>
+            <w:tcMar>
+              <w:top w:type="dxa" w:w="80"/>
+              <w:left w:type="dxa" w:w="120"/>
+              <w:bottom w:type="dxa" w:w="80"/>
+              <w:right w:type="dxa" w:w="120"/>
+            </w:tcMar>
+          </w:tcPr>
+          <w:p>
+            <w:pPr>
+              <w:spacing w:after="0" w:before="0" w:line="240"/>
+              <w:jc w:val="left"/>
+            </w:pPr>
+            <w:r>
+              <w:rPr>
+                <w:b w:val="false"/>
+                <w:bCs w:val="false"/>
+                <w:color w:val="000000"/>
               </w:rPr>
               <w:t xml:space="preserve">High</w:t>
             </w:r>
@@ -849,30 +741,25 @@
         </w:tc>
         <w:tc>
           <w:tcPr>
-            <w:tcW w:type="dxa" w:w="2100"/>
-            <w:tcBorders>
-              <w:top w:val="single" w:color="BFBFBF" w:sz="4"/>
-              <w:left w:val="none" w:color="FFFFFF" w:sz="0"/>
-              <w:bottom w:val="single" w:color="BFBFBF" w:sz="4"/>
-              <w:right w:val="none" w:color="FFFFFF" w:sz="0"/>
-            </w:tcBorders>
-            <w:tcMar>
-              <w:top w:type="dxa" w:w="80"/>
-              <w:left w:type="dxa" w:w="120"/>
-              <w:bottom w:type="dxa" w:w="80"/>
-              <w:right w:type="dxa" w:w="120"/>
-            </w:tcMar>
-            <w:vAlign w:val="center"/>
-          </w:tcPr>
-          <w:p>
-            <w:pPr>
-              <w:pStyle w:val="TableText"/>
-              <w:jc w:val="left"/>
-            </w:pPr>
-            <w:r>
-              <w:rPr>
-                <w:b w:val="false"/>
-                <w:bCs w:val="false"/>
+            <w:tcW w:type="dxa" w:w="1826"/>
+            <w:shd w:fill="EAF1F8" w:color="auto" w:val="clear"/>
+            <w:tcMar>
+              <w:top w:type="dxa" w:w="80"/>
+              <w:left w:type="dxa" w:w="120"/>
+              <w:bottom w:type="dxa" w:w="80"/>
+              <w:right w:type="dxa" w:w="120"/>
+            </w:tcMar>
+          </w:tcPr>
+          <w:p>
+            <w:pPr>
+              <w:spacing w:after="0" w:before="0" w:line="240"/>
+              <w:jc w:val="left"/>
+            </w:pPr>
+            <w:r>
+              <w:rPr>
+                <w:b w:val="false"/>
+                <w:bCs w:val="false"/>
+                <w:color w:val="000000"/>
               </w:rPr>
               <w:t xml:space="preserve">Identity</w:t>
             </w:r>
@@ -885,30 +772,24 @@
         </w:trPr>
         <w:tc>
           <w:tcPr>
-            <w:tcW w:type="dxa" w:w="900"/>
-            <w:tcBorders>
-              <w:top w:val="single" w:color="BFBFBF" w:sz="4"/>
-              <w:left w:val="none" w:color="FFFFFF" w:sz="0"/>
-              <w:bottom w:val="single" w:color="BFBFBF" w:sz="4"/>
-              <w:right w:val="none" w:color="FFFFFF" w:sz="0"/>
-            </w:tcBorders>
-            <w:tcMar>
-              <w:top w:type="dxa" w:w="80"/>
-              <w:left w:type="dxa" w:w="120"/>
-              <w:bottom w:type="dxa" w:w="80"/>
-              <w:right w:type="dxa" w:w="120"/>
-            </w:tcMar>
-            <w:vAlign w:val="center"/>
-          </w:tcPr>
-          <w:p>
-            <w:pPr>
-              <w:pStyle w:val="TableText"/>
-              <w:jc w:val="left"/>
-            </w:pPr>
-            <w:r>
-              <w:rPr>
-                <w:b w:val="false"/>
-                <w:bCs w:val="false"/>
+            <w:tcW w:type="dxa" w:w="1000"/>
+            <w:tcMar>
+              <w:top w:type="dxa" w:w="80"/>
+              <w:left w:type="dxa" w:w="120"/>
+              <w:bottom w:type="dxa" w:w="80"/>
+              <w:right w:type="dxa" w:w="120"/>
+            </w:tcMar>
+          </w:tcPr>
+          <w:p>
+            <w:pPr>
+              <w:spacing w:after="0" w:before="0" w:line="240"/>
+              <w:jc w:val="left"/>
+            </w:pPr>
+            <w:r>
+              <w:rPr>
+                <w:b w:val="false"/>
+                <w:bCs w:val="false"/>
+                <w:color w:val="000000"/>
               </w:rPr>
               <w:t xml:space="preserve">F-03</w:t>
             </w:r>
@@ -916,30 +797,24 @@
         </w:tc>
         <w:tc>
           <w:tcPr>
-            <w:tcW w:type="dxa" w:w="4572"/>
-            <w:tcBorders>
-              <w:top w:val="single" w:color="BFBFBF" w:sz="4"/>
-              <w:left w:val="none" w:color="FFFFFF" w:sz="0"/>
-              <w:bottom w:val="single" w:color="BFBFBF" w:sz="4"/>
-              <w:right w:val="none" w:color="FFFFFF" w:sz="0"/>
-            </w:tcBorders>
-            <w:tcMar>
-              <w:top w:type="dxa" w:w="80"/>
-              <w:left w:type="dxa" w:w="120"/>
-              <w:bottom w:type="dxa" w:w="80"/>
-              <w:right w:type="dxa" w:w="120"/>
-            </w:tcMar>
-            <w:vAlign w:val="center"/>
-          </w:tcPr>
-          <w:p>
-            <w:pPr>
-              <w:pStyle w:val="TableText"/>
-              <w:jc w:val="left"/>
-            </w:pPr>
-            <w:r>
-              <w:rPr>
-                <w:b w:val="false"/>
-                <w:bCs w:val="false"/>
+            <w:tcW w:type="dxa" w:w="4700"/>
+            <w:tcMar>
+              <w:top w:type="dxa" w:w="80"/>
+              <w:left w:type="dxa" w:w="120"/>
+              <w:bottom w:type="dxa" w:w="80"/>
+              <w:right w:type="dxa" w:w="120"/>
+            </w:tcMar>
+          </w:tcPr>
+          <w:p>
+            <w:pPr>
+              <w:spacing w:after="0" w:before="0" w:line="240"/>
+              <w:jc w:val="left"/>
+            </w:pPr>
+            <w:r>
+              <w:rPr>
+                <w:b w:val="false"/>
+                <w:bCs w:val="false"/>
+                <w:color w:val="000000"/>
               </w:rPr>
               <w:t xml:space="preserve">Long-lived deploy keys in the CI pipeline</w:t>
             </w:r>
@@ -947,30 +822,24 @@
         </w:tc>
         <w:tc>
           <w:tcPr>
-            <w:tcW w:type="dxa" w:w="1500"/>
-            <w:tcBorders>
-              <w:top w:val="single" w:color="BFBFBF" w:sz="4"/>
-              <w:left w:val="none" w:color="FFFFFF" w:sz="0"/>
-              <w:bottom w:val="single" w:color="BFBFBF" w:sz="4"/>
-              <w:right w:val="none" w:color="FFFFFF" w:sz="0"/>
-            </w:tcBorders>
-            <w:tcMar>
-              <w:top w:type="dxa" w:w="80"/>
-              <w:left w:type="dxa" w:w="120"/>
-              <w:bottom w:type="dxa" w:w="80"/>
-              <w:right w:type="dxa" w:w="120"/>
-            </w:tcMar>
-            <w:vAlign w:val="center"/>
-          </w:tcPr>
-          <w:p>
-            <w:pPr>
-              <w:pStyle w:val="TableText"/>
-              <w:jc w:val="left"/>
-            </w:pPr>
-            <w:r>
-              <w:rPr>
-                <w:b w:val="false"/>
-                <w:bCs w:val="false"/>
+            <w:tcW w:type="dxa" w:w="1600"/>
+            <w:tcMar>
+              <w:top w:type="dxa" w:w="80"/>
+              <w:left w:type="dxa" w:w="120"/>
+              <w:bottom w:type="dxa" w:w="80"/>
+              <w:right w:type="dxa" w:w="120"/>
+            </w:tcMar>
+          </w:tcPr>
+          <w:p>
+            <w:pPr>
+              <w:spacing w:after="0" w:before="0" w:line="240"/>
+              <w:jc w:val="left"/>
+            </w:pPr>
+            <w:r>
+              <w:rPr>
+                <w:b w:val="false"/>
+                <w:bCs w:val="false"/>
+                <w:color w:val="000000"/>
               </w:rPr>
               <w:t xml:space="preserve">High</w:t>
             </w:r>
@@ -978,30 +847,24 @@
         </w:tc>
         <w:tc>
           <w:tcPr>
-            <w:tcW w:type="dxa" w:w="2100"/>
-            <w:tcBorders>
-              <w:top w:val="single" w:color="BFBFBF" w:sz="4"/>
-              <w:left w:val="none" w:color="FFFFFF" w:sz="0"/>
-              <w:bottom w:val="single" w:color="BFBFBF" w:sz="4"/>
-              <w:right w:val="none" w:color="FFFFFF" w:sz="0"/>
-            </w:tcBorders>
-            <w:tcMar>
-              <w:top w:type="dxa" w:w="80"/>
-              <w:left w:type="dxa" w:w="120"/>
-              <w:bottom w:type="dxa" w:w="80"/>
-              <w:right w:type="dxa" w:w="120"/>
-            </w:tcMar>
-            <w:vAlign w:val="center"/>
-          </w:tcPr>
-          <w:p>
-            <w:pPr>
-              <w:pStyle w:val="TableText"/>
-              <w:jc w:val="left"/>
-            </w:pPr>
-            <w:r>
-              <w:rPr>
-                <w:b w:val="false"/>
-                <w:bCs w:val="false"/>
+            <w:tcW w:type="dxa" w:w="1826"/>
+            <w:tcMar>
+              <w:top w:type="dxa" w:w="80"/>
+              <w:left w:type="dxa" w:w="120"/>
+              <w:bottom w:type="dxa" w:w="80"/>
+              <w:right w:type="dxa" w:w="120"/>
+            </w:tcMar>
+          </w:tcPr>
+          <w:p>
+            <w:pPr>
+              <w:spacing w:after="0" w:before="0" w:line="240"/>
+              <w:jc w:val="left"/>
+            </w:pPr>
+            <w:r>
+              <w:rPr>
+                <w:b w:val="false"/>
+                <w:bCs w:val="false"/>
+                <w:color w:val="000000"/>
               </w:rPr>
               <w:t xml:space="preserve">CI/CD</w:t>
             </w:r>
@@ -1014,30 +877,25 @@
         </w:trPr>
         <w:tc>
           <w:tcPr>
-            <w:tcW w:type="dxa" w:w="900"/>
-            <w:tcBorders>
-              <w:top w:val="single" w:color="BFBFBF" w:sz="4"/>
-              <w:left w:val="none" w:color="FFFFFF" w:sz="0"/>
-              <w:bottom w:val="single" w:color="BFBFBF" w:sz="4"/>
-              <w:right w:val="none" w:color="FFFFFF" w:sz="0"/>
-            </w:tcBorders>
-            <w:tcMar>
-              <w:top w:type="dxa" w:w="80"/>
-              <w:left w:type="dxa" w:w="120"/>
-              <w:bottom w:type="dxa" w:w="80"/>
-              <w:right w:type="dxa" w:w="120"/>
-            </w:tcMar>
-            <w:vAlign w:val="center"/>
-          </w:tcPr>
-          <w:p>
-            <w:pPr>
-              <w:pStyle w:val="TableText"/>
-              <w:jc w:val="left"/>
-            </w:pPr>
-            <w:r>
-              <w:rPr>
-                <w:b w:val="false"/>
-                <w:bCs w:val="false"/>
+            <w:tcW w:type="dxa" w:w="1000"/>
+            <w:shd w:fill="EAF1F8" w:color="auto" w:val="clear"/>
+            <w:tcMar>
+              <w:top w:type="dxa" w:w="80"/>
+              <w:left w:type="dxa" w:w="120"/>
+              <w:bottom w:type="dxa" w:w="80"/>
+              <w:right w:type="dxa" w:w="120"/>
+            </w:tcMar>
+          </w:tcPr>
+          <w:p>
+            <w:pPr>
+              <w:spacing w:after="0" w:before="0" w:line="240"/>
+              <w:jc w:val="left"/>
+            </w:pPr>
+            <w:r>
+              <w:rPr>
+                <w:b w:val="false"/>
+                <w:bCs w:val="false"/>
+                <w:color w:val="000000"/>
               </w:rPr>
               <w:t xml:space="preserve">F-04</w:t>
             </w:r>
@@ -1045,30 +903,25 @@
         </w:tc>
         <w:tc>
           <w:tcPr>
-            <w:tcW w:type="dxa" w:w="4572"/>
-            <w:tcBorders>
-              <w:top w:val="single" w:color="BFBFBF" w:sz="4"/>
-              <w:left w:val="none" w:color="FFFFFF" w:sz="0"/>
-              <w:bottom w:val="single" w:color="BFBFBF" w:sz="4"/>
-              <w:right w:val="none" w:color="FFFFFF" w:sz="0"/>
-            </w:tcBorders>
-            <w:tcMar>
-              <w:top w:type="dxa" w:w="80"/>
-              <w:left w:type="dxa" w:w="120"/>
-              <w:bottom w:type="dxa" w:w="80"/>
-              <w:right w:type="dxa" w:w="120"/>
-            </w:tcMar>
-            <w:vAlign w:val="center"/>
-          </w:tcPr>
-          <w:p>
-            <w:pPr>
-              <w:pStyle w:val="TableText"/>
-              <w:jc w:val="left"/>
-            </w:pPr>
-            <w:r>
-              <w:rPr>
-                <w:b w:val="false"/>
-                <w:bCs w:val="false"/>
+            <w:tcW w:type="dxa" w:w="4700"/>
+            <w:shd w:fill="EAF1F8" w:color="auto" w:val="clear"/>
+            <w:tcMar>
+              <w:top w:type="dxa" w:w="80"/>
+              <w:left w:type="dxa" w:w="120"/>
+              <w:bottom w:type="dxa" w:w="80"/>
+              <w:right w:type="dxa" w:w="120"/>
+            </w:tcMar>
+          </w:tcPr>
+          <w:p>
+            <w:pPr>
+              <w:spacing w:after="0" w:before="0" w:line="240"/>
+              <w:jc w:val="left"/>
+            </w:pPr>
+            <w:r>
+              <w:rPr>
+                <w:b w:val="false"/>
+                <w:bCs w:val="false"/>
+                <w:color w:val="000000"/>
               </w:rPr>
               <w:t xml:space="preserve">Database snapshots are not encrypted</w:t>
             </w:r>
@@ -1076,30 +929,25 @@
         </w:tc>
         <w:tc>
           <w:tcPr>
-            <w:tcW w:type="dxa" w:w="1500"/>
-            <w:tcBorders>
-              <w:top w:val="single" w:color="BFBFBF" w:sz="4"/>
-              <w:left w:val="none" w:color="FFFFFF" w:sz="0"/>
-              <w:bottom w:val="single" w:color="BFBFBF" w:sz="4"/>
-              <w:right w:val="none" w:color="FFFFFF" w:sz="0"/>
-            </w:tcBorders>
-            <w:tcMar>
-              <w:top w:type="dxa" w:w="80"/>
-              <w:left w:type="dxa" w:w="120"/>
-              <w:bottom w:type="dxa" w:w="80"/>
-              <w:right w:type="dxa" w:w="120"/>
-            </w:tcMar>
-            <w:vAlign w:val="center"/>
-          </w:tcPr>
-          <w:p>
-            <w:pPr>
-              <w:pStyle w:val="TableText"/>
-              <w:jc w:val="left"/>
-            </w:pPr>
-            <w:r>
-              <w:rPr>
-                <w:b w:val="false"/>
-                <w:bCs w:val="false"/>
+            <w:tcW w:type="dxa" w:w="1600"/>
+            <w:shd w:fill="EAF1F8" w:color="auto" w:val="clear"/>
+            <w:tcMar>
+              <w:top w:type="dxa" w:w="80"/>
+              <w:left w:type="dxa" w:w="120"/>
+              <w:bottom w:type="dxa" w:w="80"/>
+              <w:right w:type="dxa" w:w="120"/>
+            </w:tcMar>
+          </w:tcPr>
+          <w:p>
+            <w:pPr>
+              <w:spacing w:after="0" w:before="0" w:line="240"/>
+              <w:jc w:val="left"/>
+            </w:pPr>
+            <w:r>
+              <w:rPr>
+                <w:b w:val="false"/>
+                <w:bCs w:val="false"/>
+                <w:color w:val="000000"/>
               </w:rPr>
               <w:t xml:space="preserve">Medium</w:t>
             </w:r>
@@ -1107,30 +955,25 @@
         </w:tc>
         <w:tc>
           <w:tcPr>
-            <w:tcW w:type="dxa" w:w="2100"/>
-            <w:tcBorders>
-              <w:top w:val="single" w:color="BFBFBF" w:sz="4"/>
-              <w:left w:val="none" w:color="FFFFFF" w:sz="0"/>
-              <w:bottom w:val="single" w:color="BFBFBF" w:sz="4"/>
-              <w:right w:val="none" w:color="FFFFFF" w:sz="0"/>
-            </w:tcBorders>
-            <w:tcMar>
-              <w:top w:type="dxa" w:w="80"/>
-              <w:left w:type="dxa" w:w="120"/>
-              <w:bottom w:type="dxa" w:w="80"/>
-              <w:right w:type="dxa" w:w="120"/>
-            </w:tcMar>
-            <w:vAlign w:val="center"/>
-          </w:tcPr>
-          <w:p>
-            <w:pPr>
-              <w:pStyle w:val="TableText"/>
-              <w:jc w:val="left"/>
-            </w:pPr>
-            <w:r>
-              <w:rPr>
-                <w:b w:val="false"/>
-                <w:bCs w:val="false"/>
+            <w:tcW w:type="dxa" w:w="1826"/>
+            <w:shd w:fill="EAF1F8" w:color="auto" w:val="clear"/>
+            <w:tcMar>
+              <w:top w:type="dxa" w:w="80"/>
+              <w:left w:type="dxa" w:w="120"/>
+              <w:bottom w:type="dxa" w:w="80"/>
+              <w:right w:type="dxa" w:w="120"/>
+            </w:tcMar>
+          </w:tcPr>
+          <w:p>
+            <w:pPr>
+              <w:spacing w:after="0" w:before="0" w:line="240"/>
+              <w:jc w:val="left"/>
+            </w:pPr>
+            <w:r>
+              <w:rPr>
+                <w:b w:val="false"/>
+                <w:bCs w:val="false"/>
+                <w:color w:val="000000"/>
               </w:rPr>
               <w:t xml:space="preserve">Data</w:t>
             </w:r>
@@ -1143,30 +986,24 @@
         </w:trPr>
         <w:tc>
           <w:tcPr>
-            <w:tcW w:type="dxa" w:w="900"/>
-            <w:tcBorders>
-              <w:top w:val="single" w:color="BFBFBF" w:sz="4"/>
-              <w:left w:val="none" w:color="FFFFFF" w:sz="0"/>
-              <w:bottom w:val="single" w:color="BFBFBF" w:sz="4"/>
-              <w:right w:val="none" w:color="FFFFFF" w:sz="0"/>
-            </w:tcBorders>
-            <w:tcMar>
-              <w:top w:type="dxa" w:w="80"/>
-              <w:left w:type="dxa" w:w="120"/>
-              <w:bottom w:type="dxa" w:w="80"/>
-              <w:right w:type="dxa" w:w="120"/>
-            </w:tcMar>
-            <w:vAlign w:val="center"/>
-          </w:tcPr>
-          <w:p>
-            <w:pPr>
-              <w:pStyle w:val="TableText"/>
-              <w:jc w:val="left"/>
-            </w:pPr>
-            <w:r>
-              <w:rPr>
-                <w:b w:val="false"/>
-                <w:bCs w:val="false"/>
+            <w:tcW w:type="dxa" w:w="1000"/>
+            <w:tcMar>
+              <w:top w:type="dxa" w:w="80"/>
+              <w:left w:type="dxa" w:w="120"/>
+              <w:bottom w:type="dxa" w:w="80"/>
+              <w:right w:type="dxa" w:w="120"/>
+            </w:tcMar>
+          </w:tcPr>
+          <w:p>
+            <w:pPr>
+              <w:spacing w:after="0" w:before="0" w:line="240"/>
+              <w:jc w:val="left"/>
+            </w:pPr>
+            <w:r>
+              <w:rPr>
+                <w:b w:val="false"/>
+                <w:bCs w:val="false"/>
+                <w:color w:val="000000"/>
               </w:rPr>
               <w:t xml:space="preserve">F-05</w:t>
             </w:r>
@@ -1174,30 +1011,24 @@
         </w:tc>
         <w:tc>
           <w:tcPr>
-            <w:tcW w:type="dxa" w:w="4572"/>
-            <w:tcBorders>
-              <w:top w:val="single" w:color="BFBFBF" w:sz="4"/>
-              <w:left w:val="none" w:color="FFFFFF" w:sz="0"/>
-              <w:bottom w:val="single" w:color="BFBFBF" w:sz="4"/>
-              <w:right w:val="none" w:color="FFFFFF" w:sz="0"/>
-            </w:tcBorders>
-            <w:tcMar>
-              <w:top w:type="dxa" w:w="80"/>
-              <w:left w:type="dxa" w:w="120"/>
-              <w:bottom w:type="dxa" w:w="80"/>
-              <w:right w:type="dxa" w:w="120"/>
-            </w:tcMar>
-            <w:vAlign w:val="center"/>
-          </w:tcPr>
-          <w:p>
-            <w:pPr>
-              <w:pStyle w:val="TableText"/>
-              <w:jc w:val="left"/>
-            </w:pPr>
-            <w:r>
-              <w:rPr>
-                <w:b w:val="false"/>
-                <w:bCs w:val="false"/>
+            <w:tcW w:type="dxa" w:w="4700"/>
+            <w:tcMar>
+              <w:top w:type="dxa" w:w="80"/>
+              <w:left w:type="dxa" w:w="120"/>
+              <w:bottom w:type="dxa" w:w="80"/>
+              <w:right w:type="dxa" w:w="120"/>
+            </w:tcMar>
+          </w:tcPr>
+          <w:p>
+            <w:pPr>
+              <w:spacing w:after="0" w:before="0" w:line="240"/>
+              <w:jc w:val="left"/>
+            </w:pPr>
+            <w:r>
+              <w:rPr>
+                <w:b w:val="false"/>
+                <w:bCs w:val="false"/>
+                <w:color w:val="000000"/>
               </w:rPr>
               <w:t xml:space="preserve">Web application sends no security headers</w:t>
             </w:r>
@@ -1205,30 +1036,24 @@
         </w:tc>
         <w:tc>
           <w:tcPr>
-            <w:tcW w:type="dxa" w:w="1500"/>
-            <w:tcBorders>
-              <w:top w:val="single" w:color="BFBFBF" w:sz="4"/>
-              <w:left w:val="none" w:color="FFFFFF" w:sz="0"/>
-              <w:bottom w:val="single" w:color="BFBFBF" w:sz="4"/>
-              <w:right w:val="none" w:color="FFFFFF" w:sz="0"/>
-            </w:tcBorders>
-            <w:tcMar>
-              <w:top w:type="dxa" w:w="80"/>
-              <w:left w:type="dxa" w:w="120"/>
-              <w:bottom w:type="dxa" w:w="80"/>
-              <w:right w:type="dxa" w:w="120"/>
-            </w:tcMar>
-            <w:vAlign w:val="center"/>
-          </w:tcPr>
-          <w:p>
-            <w:pPr>
-              <w:pStyle w:val="TableText"/>
-              <w:jc w:val="left"/>
-            </w:pPr>
-            <w:r>
-              <w:rPr>
-                <w:b w:val="false"/>
-                <w:bCs w:val="false"/>
+            <w:tcW w:type="dxa" w:w="1600"/>
+            <w:tcMar>
+              <w:top w:type="dxa" w:w="80"/>
+              <w:left w:type="dxa" w:w="120"/>
+              <w:bottom w:type="dxa" w:w="80"/>
+              <w:right w:type="dxa" w:w="120"/>
+            </w:tcMar>
+          </w:tcPr>
+          <w:p>
+            <w:pPr>
+              <w:spacing w:after="0" w:before="0" w:line="240"/>
+              <w:jc w:val="left"/>
+            </w:pPr>
+            <w:r>
+              <w:rPr>
+                <w:b w:val="false"/>
+                <w:bCs w:val="false"/>
+                <w:color w:val="000000"/>
               </w:rPr>
               <w:t xml:space="preserve">Medium</w:t>
             </w:r>
@@ -1236,30 +1061,24 @@
         </w:tc>
         <w:tc>
           <w:tcPr>
-            <w:tcW w:type="dxa" w:w="2100"/>
-            <w:tcBorders>
-              <w:top w:val="single" w:color="BFBFBF" w:sz="4"/>
-              <w:left w:val="none" w:color="FFFFFF" w:sz="0"/>
-              <w:bottom w:val="single" w:color="BFBFBF" w:sz="4"/>
-              <w:right w:val="none" w:color="FFFFFF" w:sz="0"/>
-            </w:tcBorders>
-            <w:tcMar>
-              <w:top w:type="dxa" w:w="80"/>
-              <w:left w:type="dxa" w:w="120"/>
-              <w:bottom w:type="dxa" w:w="80"/>
-              <w:right w:type="dxa" w:w="120"/>
-            </w:tcMar>
-            <w:vAlign w:val="center"/>
-          </w:tcPr>
-          <w:p>
-            <w:pPr>
-              <w:pStyle w:val="TableText"/>
-              <w:jc w:val="left"/>
-            </w:pPr>
-            <w:r>
-              <w:rPr>
-                <w:b w:val="false"/>
-                <w:bCs w:val="false"/>
+            <w:tcW w:type="dxa" w:w="1826"/>
+            <w:tcMar>
+              <w:top w:type="dxa" w:w="80"/>
+              <w:left w:type="dxa" w:w="120"/>
+              <w:bottom w:type="dxa" w:w="80"/>
+              <w:right w:type="dxa" w:w="120"/>
+            </w:tcMar>
+          </w:tcPr>
+          <w:p>
+            <w:pPr>
+              <w:spacing w:after="0" w:before="0" w:line="240"/>
+              <w:jc w:val="left"/>
+            </w:pPr>
+            <w:r>
+              <w:rPr>
+                <w:b w:val="false"/>
+                <w:bCs w:val="false"/>
+                <w:color w:val="000000"/>
               </w:rPr>
               <w:t xml:space="preserve">Application</w:t>
             </w:r>
@@ -1272,30 +1091,25 @@
         </w:trPr>
         <w:tc>
           <w:tcPr>
-            <w:tcW w:type="dxa" w:w="900"/>
-            <w:tcBorders>
-              <w:top w:val="single" w:color="BFBFBF" w:sz="4"/>
-              <w:left w:val="none" w:color="FFFFFF" w:sz="0"/>
-              <w:bottom w:val="single" w:color="BFBFBF" w:sz="4"/>
-              <w:right w:val="none" w:color="FFFFFF" w:sz="0"/>
-            </w:tcBorders>
-            <w:tcMar>
-              <w:top w:type="dxa" w:w="80"/>
-              <w:left w:type="dxa" w:w="120"/>
-              <w:bottom w:type="dxa" w:w="80"/>
-              <w:right w:type="dxa" w:w="120"/>
-            </w:tcMar>
-            <w:vAlign w:val="center"/>
-          </w:tcPr>
-          <w:p>
-            <w:pPr>
-              <w:pStyle w:val="TableText"/>
-              <w:jc w:val="left"/>
-            </w:pPr>
-            <w:r>
-              <w:rPr>
-                <w:b w:val="false"/>
-                <w:bCs w:val="false"/>
+            <w:tcW w:type="dxa" w:w="1000"/>
+            <w:shd w:fill="EAF1F8" w:color="auto" w:val="clear"/>
+            <w:tcMar>
+              <w:top w:type="dxa" w:w="80"/>
+              <w:left w:type="dxa" w:w="120"/>
+              <w:bottom w:type="dxa" w:w="80"/>
+              <w:right w:type="dxa" w:w="120"/>
+            </w:tcMar>
+          </w:tcPr>
+          <w:p>
+            <w:pPr>
+              <w:spacing w:after="0" w:before="0" w:line="240"/>
+              <w:jc w:val="left"/>
+            </w:pPr>
+            <w:r>
+              <w:rPr>
+                <w:b w:val="false"/>
+                <w:bCs w:val="false"/>
+                <w:color w:val="000000"/>
               </w:rPr>
               <w:t xml:space="preserve">F-06</w:t>
             </w:r>
@@ -1303,30 +1117,25 @@
         </w:tc>
         <w:tc>
           <w:tcPr>
-            <w:tcW w:type="dxa" w:w="4572"/>
-            <w:tcBorders>
-              <w:top w:val="single" w:color="BFBFBF" w:sz="4"/>
-              <w:left w:val="none" w:color="FFFFFF" w:sz="0"/>
-              <w:bottom w:val="single" w:color="BFBFBF" w:sz="4"/>
-              <w:right w:val="none" w:color="FFFFFF" w:sz="0"/>
-            </w:tcBorders>
-            <w:tcMar>
-              <w:top w:type="dxa" w:w="80"/>
-              <w:left w:type="dxa" w:w="120"/>
-              <w:bottom w:type="dxa" w:w="80"/>
-              <w:right w:type="dxa" w:w="120"/>
-            </w:tcMar>
-            <w:vAlign w:val="center"/>
-          </w:tcPr>
-          <w:p>
-            <w:pPr>
-              <w:pStyle w:val="TableText"/>
-              <w:jc w:val="left"/>
-            </w:pPr>
-            <w:r>
-              <w:rPr>
-                <w:b w:val="false"/>
-                <w:bCs w:val="false"/>
+            <w:tcW w:type="dxa" w:w="4700"/>
+            <w:shd w:fill="EAF1F8" w:color="auto" w:val="clear"/>
+            <w:tcMar>
+              <w:top w:type="dxa" w:w="80"/>
+              <w:left w:type="dxa" w:w="120"/>
+              <w:bottom w:type="dxa" w:w="80"/>
+              <w:right w:type="dxa" w:w="120"/>
+            </w:tcMar>
+          </w:tcPr>
+          <w:p>
+            <w:pPr>
+              <w:spacing w:after="0" w:before="0" w:line="240"/>
+              <w:jc w:val="left"/>
+            </w:pPr>
+            <w:r>
+              <w:rPr>
+                <w:b w:val="false"/>
+                <w:bCs w:val="false"/>
+                <w:color w:val="000000"/>
               </w:rPr>
               <w:t xml:space="preserve">Audit log retention is 30 days</w:t>
             </w:r>
@@ -1334,30 +1143,25 @@
         </w:tc>
         <w:tc>
           <w:tcPr>
-            <w:tcW w:type="dxa" w:w="1500"/>
-            <w:tcBorders>
-              <w:top w:val="single" w:color="BFBFBF" w:sz="4"/>
-              <w:left w:val="none" w:color="FFFFFF" w:sz="0"/>
-              <w:bottom w:val="single" w:color="BFBFBF" w:sz="4"/>
-              <w:right w:val="none" w:color="FFFFFF" w:sz="0"/>
-            </w:tcBorders>
-            <w:tcMar>
-              <w:top w:type="dxa" w:w="80"/>
-              <w:left w:type="dxa" w:w="120"/>
-              <w:bottom w:type="dxa" w:w="80"/>
-              <w:right w:type="dxa" w:w="120"/>
-            </w:tcMar>
-            <w:vAlign w:val="center"/>
-          </w:tcPr>
-          <w:p>
-            <w:pPr>
-              <w:pStyle w:val="TableText"/>
-              <w:jc w:val="left"/>
-            </w:pPr>
-            <w:r>
-              <w:rPr>
-                <w:b w:val="false"/>
-                <w:bCs w:val="false"/>
+            <w:tcW w:type="dxa" w:w="1600"/>
+            <w:shd w:fill="EAF1F8" w:color="auto" w:val="clear"/>
+            <w:tcMar>
+              <w:top w:type="dxa" w:w="80"/>
+              <w:left w:type="dxa" w:w="120"/>
+              <w:bottom w:type="dxa" w:w="80"/>
+              <w:right w:type="dxa" w:w="120"/>
+            </w:tcMar>
+          </w:tcPr>
+          <w:p>
+            <w:pPr>
+              <w:spacing w:after="0" w:before="0" w:line="240"/>
+              <w:jc w:val="left"/>
+            </w:pPr>
+            <w:r>
+              <w:rPr>
+                <w:b w:val="false"/>
+                <w:bCs w:val="false"/>
+                <w:color w:val="000000"/>
               </w:rPr>
               <w:t xml:space="preserve">Low</w:t>
             </w:r>
@@ -1365,30 +1169,25 @@
         </w:tc>
         <w:tc>
           <w:tcPr>
-            <w:tcW w:type="dxa" w:w="2100"/>
-            <w:tcBorders>
-              <w:top w:val="single" w:color="BFBFBF" w:sz="4"/>
-              <w:left w:val="none" w:color="FFFFFF" w:sz="0"/>
-              <w:bottom w:val="single" w:color="BFBFBF" w:sz="4"/>
-              <w:right w:val="none" w:color="FFFFFF" w:sz="0"/>
-            </w:tcBorders>
-            <w:tcMar>
-              <w:top w:type="dxa" w:w="80"/>
-              <w:left w:type="dxa" w:w="120"/>
-              <w:bottom w:type="dxa" w:w="80"/>
-              <w:right w:type="dxa" w:w="120"/>
-            </w:tcMar>
-            <w:vAlign w:val="center"/>
-          </w:tcPr>
-          <w:p>
-            <w:pPr>
-              <w:pStyle w:val="TableText"/>
-              <w:jc w:val="left"/>
-            </w:pPr>
-            <w:r>
-              <w:rPr>
-                <w:b w:val="false"/>
-                <w:bCs w:val="false"/>
+            <w:tcW w:type="dxa" w:w="1826"/>
+            <w:shd w:fill="EAF1F8" w:color="auto" w:val="clear"/>
+            <w:tcMar>
+              <w:top w:type="dxa" w:w="80"/>
+              <w:left w:type="dxa" w:w="120"/>
+              <w:bottom w:type="dxa" w:w="80"/>
+              <w:right w:type="dxa" w:w="120"/>
+            </w:tcMar>
+          </w:tcPr>
+          <w:p>
+            <w:pPr>
+              <w:spacing w:after="0" w:before="0" w:line="240"/>
+              <w:jc w:val="left"/>
+            </w:pPr>
+            <w:r>
+              <w:rPr>
+                <w:b w:val="false"/>
+                <w:bCs w:val="false"/>
+                <w:color w:val="000000"/>
               </w:rPr>
               <w:t xml:space="preserve">Logging</w:t>
             </w:r>
@@ -1398,8 +1197,11 @@
     </w:tbl>
     <w:p>
       <w:pPr>
-        <w:pStyle w:val="Spacer"/>
-      </w:pPr>
+        <w:spacing w:after="120" w:before="0"/>
+      </w:pPr>
+      <w:r>
+        <w:t xml:space="preserve"/>
+      </w:r>
     </w:p>
     <w:p>
       <w:pPr>
@@ -1419,27 +1221,30 @@
     </w:p>
     <w:p>
       <w:pPr>
-        <w:pStyle w:val="Meta"/>
+        <w:spacing w:after="120"/>
       </w:pPr>
       <w:r>
         <w:rPr>
           <w:b/>
           <w:bCs/>
         </w:rPr>
-        <w:t xml:space="preserve">Severity:</w:t>
-      </w:r>
-      <w:r>
-        <w:t xml:space="preserve"> Critical · </w:t>
+        <w:t xml:space="preserve">Severity: </w:t>
+      </w:r>
+      <w:r>
+        <w:t xml:space="preserve">Critical</w:t>
+      </w:r>
+      <w:r>
+        <w:t xml:space="preserve">  ·  </w:t>
       </w:r>
       <w:r>
         <w:rPr>
           <w:b/>
           <w:bCs/>
         </w:rPr>
-        <w:t xml:space="preserve">Area:</w:t>
-      </w:r>
-      <w:r>
-        <w:t xml:space="preserve"> Storage</w:t>
+        <w:t xml:space="preserve">Area: </w:t>
+      </w:r>
+      <w:r>
+        <w:t xml:space="preserve">Storage</w:t>
       </w:r>
     </w:p>
     <w:p>
@@ -1452,11 +1257,12 @@
         <w:rPr>
           <w:b/>
           <w:bCs/>
-        </w:rPr>
-        <w:t xml:space="preserve">Recommendation:</w:t>
-      </w:r>
-      <w:r>
-        <w:t xml:space="preserve"> Block public access on the bucket and the account, rotate the export links already shared, and review access logs for the last 90 days.</w:t>
+          <w:color w:val="1F4E79"/>
+        </w:rPr>
+        <w:t xml:space="preserve">Recommendation: </w:t>
+      </w:r>
+      <w:r>
+        <w:t xml:space="preserve">Block public access on the bucket and the account, rotate the export links already shared, and review access logs for the last 90 days.</w:t>
       </w:r>
     </w:p>
     <w:p>
@@ -1469,27 +1275,30 @@
     </w:p>
     <w:p>
       <w:pPr>
-        <w:pStyle w:val="Meta"/>
+        <w:spacing w:after="120"/>
       </w:pPr>
       <w:r>
         <w:rPr>
           <w:b/>
           <w:bCs/>
         </w:rPr>
-        <w:t xml:space="preserve">Severity:</w:t>
-      </w:r>
-      <w:r>
-        <w:t xml:space="preserve"> High · </w:t>
+        <w:t xml:space="preserve">Severity: </w:t>
+      </w:r>
+      <w:r>
+        <w:t xml:space="preserve">High</w:t>
+      </w:r>
+      <w:r>
+        <w:t xml:space="preserve">  ·  </w:t>
       </w:r>
       <w:r>
         <w:rPr>
           <w:b/>
           <w:bCs/>
         </w:rPr>
-        <w:t xml:space="preserve">Area:</w:t>
-      </w:r>
-      <w:r>
-        <w:t xml:space="preserve"> Identity</w:t>
+        <w:t xml:space="preserve">Area: </w:t>
+      </w:r>
+      <w:r>
+        <w:t xml:space="preserve">Identity</w:t>
       </w:r>
     </w:p>
     <w:p>
@@ -1502,11 +1311,12 @@
         <w:rPr>
           <w:b/>
           <w:bCs/>
-        </w:rPr>
-        <w:t xml:space="preserve">Recommendation:</w:t>
-      </w:r>
-      <w:r>
-        <w:t xml:space="preserve"> Enable hardware MFA on the root user, store the device securely and alert on any root sign-in.</w:t>
+          <w:color w:val="1F4E79"/>
+        </w:rPr>
+        <w:t xml:space="preserve">Recommendation: </w:t>
+      </w:r>
+      <w:r>
+        <w:t xml:space="preserve">Enable hardware MFA on the root user, store the device securely and alert on any root sign-in.</w:t>
       </w:r>
     </w:p>
     <w:p>
@@ -1519,27 +1329,30 @@
     </w:p>
     <w:p>
       <w:pPr>
-        <w:pStyle w:val="Meta"/>
+        <w:spacing w:after="120"/>
       </w:pPr>
       <w:r>
         <w:rPr>
           <w:b/>
           <w:bCs/>
         </w:rPr>
-        <w:t xml:space="preserve">Severity:</w:t>
-      </w:r>
-      <w:r>
-        <w:t xml:space="preserve"> High · </w:t>
+        <w:t xml:space="preserve">Severity: </w:t>
+      </w:r>
+      <w:r>
+        <w:t xml:space="preserve">High</w:t>
+      </w:r>
+      <w:r>
+        <w:t xml:space="preserve">  ·  </w:t>
       </w:r>
       <w:r>
         <w:rPr>
           <w:b/>
           <w:bCs/>
         </w:rPr>
-        <w:t xml:space="preserve">Area:</w:t>
-      </w:r>
-      <w:r>
-        <w:t xml:space="preserve"> CI/CD</w:t>
+        <w:t xml:space="preserve">Area: </w:t>
+      </w:r>
+      <w:r>
+        <w:t xml:space="preserve">CI/CD</w:t>
       </w:r>
     </w:p>
     <w:p>
@@ -1552,11 +1365,12 @@
         <w:rPr>
           <w:b/>
           <w:bCs/>
-        </w:rPr>
-        <w:t xml:space="preserve">Recommendation:</w:t>
-      </w:r>
-      <w:r>
-        <w:t xml:space="preserve"> Replace the key with short-lived OIDC credentials and a role limited to the deploy actions.</w:t>
+          <w:color w:val="1F4E79"/>
+        </w:rPr>
+        <w:t xml:space="preserve">Recommendation: </w:t>
+      </w:r>
+      <w:r>
+        <w:t xml:space="preserve">Replace the key with short-lived OIDC credentials and a role limited to the deploy actions.</w:t>
       </w:r>
     </w:p>
     <w:p>
@@ -1569,27 +1383,30 @@
     </w:p>
     <w:p>
       <w:pPr>
-        <w:pStyle w:val="Meta"/>
+        <w:spacing w:after="120"/>
       </w:pPr>
       <w:r>
         <w:rPr>
           <w:b/>
           <w:bCs/>
         </w:rPr>
-        <w:t xml:space="preserve">Severity:</w:t>
-      </w:r>
-      <w:r>
-        <w:t xml:space="preserve"> Medium · </w:t>
+        <w:t xml:space="preserve">Severity: </w:t>
+      </w:r>
+      <w:r>
+        <w:t xml:space="preserve">Medium</w:t>
+      </w:r>
+      <w:r>
+        <w:t xml:space="preserve">  ·  </w:t>
       </w:r>
       <w:r>
         <w:rPr>
           <w:b/>
           <w:bCs/>
         </w:rPr>
-        <w:t xml:space="preserve">Area:</w:t>
-      </w:r>
-      <w:r>
-        <w:t xml:space="preserve"> Data</w:t>
+        <w:t xml:space="preserve">Area: </w:t>
+      </w:r>
+      <w:r>
+        <w:t xml:space="preserve">Data</w:t>
       </w:r>
     </w:p>
     <w:p>
@@ -1602,11 +1419,12 @@
         <w:rPr>
           <w:b/>
           <w:bCs/>
-        </w:rPr>
-        <w:t xml:space="preserve">Recommendation:</w:t>
-      </w:r>
-      <w:r>
-        <w:t xml:space="preserve"> Copy the snapshots with encryption enabled, delete the unencrypted copies and enforce encryption by policy.</w:t>
+          <w:color w:val="1F4E79"/>
+        </w:rPr>
+        <w:t xml:space="preserve">Recommendation: </w:t>
+      </w:r>
+      <w:r>
+        <w:t xml:space="preserve">Copy the snapshots with encryption enabled, delete the unencrypted copies and enforce encryption by policy.</w:t>
       </w:r>
     </w:p>
     <w:p>
@@ -1619,27 +1437,30 @@
     </w:p>
     <w:p>
       <w:pPr>
-        <w:pStyle w:val="Meta"/>
+        <w:spacing w:after="120"/>
       </w:pPr>
       <w:r>
         <w:rPr>
           <w:b/>
           <w:bCs/>
         </w:rPr>
-        <w:t xml:space="preserve">Severity:</w:t>
-      </w:r>
-      <w:r>
-        <w:t xml:space="preserve"> Medium · </w:t>
+        <w:t xml:space="preserve">Severity: </w:t>
+      </w:r>
+      <w:r>
+        <w:t xml:space="preserve">Medium</w:t>
+      </w:r>
+      <w:r>
+        <w:t xml:space="preserve">  ·  </w:t>
       </w:r>
       <w:r>
         <w:rPr>
           <w:b/>
           <w:bCs/>
         </w:rPr>
-        <w:t xml:space="preserve">Area:</w:t>
-      </w:r>
-      <w:r>
-        <w:t xml:space="preserve"> Application</w:t>
+        <w:t xml:space="preserve">Area: </w:t>
+      </w:r>
+      <w:r>
+        <w:t xml:space="preserve">Application</w:t>
       </w:r>
     </w:p>
     <w:p>
@@ -1652,11 +1473,12 @@
         <w:rPr>
           <w:b/>
           <w:bCs/>
-        </w:rPr>
-        <w:t xml:space="preserve">Recommendation:</w:t>
-      </w:r>
-      <w:r>
-        <w:t xml:space="preserve"> Add the headers at the load balancer or CDN and start with a report-only Content-Security-Policy.</w:t>
+          <w:color w:val="1F4E79"/>
+        </w:rPr>
+        <w:t xml:space="preserve">Recommendation: </w:t>
+      </w:r>
+      <w:r>
+        <w:t xml:space="preserve">Add the headers at the load balancer or CDN and start with a report-only Content-Security-Policy.</w:t>
       </w:r>
     </w:p>
     <w:p>
@@ -1669,27 +1491,30 @@
     </w:p>
     <w:p>
       <w:pPr>
-        <w:pStyle w:val="Meta"/>
+        <w:spacing w:after="120"/>
       </w:pPr>
       <w:r>
         <w:rPr>
           <w:b/>
           <w:bCs/>
         </w:rPr>
-        <w:t xml:space="preserve">Severity:</w:t>
-      </w:r>
-      <w:r>
-        <w:t xml:space="preserve"> Low · </w:t>
+        <w:t xml:space="preserve">Severity: </w:t>
+      </w:r>
+      <w:r>
+        <w:t xml:space="preserve">Low</w:t>
+      </w:r>
+      <w:r>
+        <w:t xml:space="preserve">  ·  </w:t>
       </w:r>
       <w:r>
         <w:rPr>
           <w:b/>
           <w:bCs/>
         </w:rPr>
-        <w:t xml:space="preserve">Area:</w:t>
-      </w:r>
-      <w:r>
-        <w:t xml:space="preserve"> Logging</w:t>
+        <w:t xml:space="preserve">Area: </w:t>
+      </w:r>
+      <w:r>
+        <w:t xml:space="preserve">Logging</w:t>
       </w:r>
     </w:p>
     <w:p>
@@ -1702,20 +1527,23 @@
         <w:rPr>
           <w:b/>
           <w:bCs/>
-        </w:rPr>
-        <w:t xml:space="preserve">Recommendation:</w:t>
-      </w:r>
-      <w:r>
-        <w:t xml:space="preserve"> Move audit logs to a dedicated archive bucket with a 1-year lifecycle rule.</w:t>
+          <w:color w:val="1F4E79"/>
+        </w:rPr>
+        <w:t xml:space="preserve">Recommendation: </w:t>
+      </w:r>
+      <w:r>
+        <w:t xml:space="preserve">Move audit logs to a dedicated archive bucket with a 1-year lifecycle rule.</w:t>
       </w:r>
     </w:p>
     <w:sectPr>
       <w:headerReference w:type="default" r:id="rId6"/>
-      <w:footerReference w:type="default" r:id="rId7"/>
-      <w:type w:val="nextPage"/>
+      <w:headerReference w:type="first" r:id="rId7"/>
+      <w:footerReference w:type="default" r:id="rId8"/>
+      <w:footerReference w:type="first" r:id="rId9"/>
       <w:pgSz w:w="11906" w:h="16838" w:orient="portrait"/>
-      <w:pgMar w:top="1417" w:right="1417" w:bottom="1417" w:left="1417" w:header="709" w:footer="709" w:gutter="0"/>
-      <w:pgNumType w:start="1"/>
+      <w:pgMar w:top="1418" w:right="1418" w:bottom="1418" w:left="1418" w:header="709" w:footer="709" w:gutter="0"/>
+      <w:pgNumType/>
+      <w:titlePg/>
       <w:docGrid w:linePitch="360"/>
     </w:sectPr>
   </w:body>
@@ -1763,28 +1591,16 @@
 <w:ftr xmlns:wpc="http://schemas.microsoft.com/office/word/2010/wordprocessingCanvas" xmlns:mc="http://schemas.openxmlformats.org/markup-compatibility/2006" xmlns:o="urn:schemas-microsoft-com:office:office" xmlns:r="http://schemas.openxmlformats.org/officeDocument/2006/relationships" xmlns:m="http://schemas.openxmlformats.org/officeDocument/2006/math" xmlns:v="urn:schemas-microsoft-com:vml" xmlns:wp14="http://schemas.microsoft.com/office/word/2010/wordprocessingDrawing" xmlns:wp="http://schemas.openxmlformats.org/drawingml/2006/wordprocessingDrawing" xmlns:w10="urn:schemas-microsoft-com:office:word" xmlns:w="http://schemas.openxmlformats.org/wordprocessingml/2006/main" xmlns:w14="http://schemas.microsoft.com/office/word/2010/wordml" xmlns:w15="http://schemas.microsoft.com/office/word/2012/wordml" xmlns:wpg="http://schemas.microsoft.com/office/word/2010/wordprocessingGroup" xmlns:wpi="http://schemas.microsoft.com/office/word/2010/wordprocessingInk" xmlns:wne="http://schemas.microsoft.com/office/word/2006/wordml" xmlns:wps="http://schemas.microsoft.com/office/word/2010/wordprocessingShape">
   <w:p>
     <w:pPr>
+      <w:pStyle w:val="HeaderFooter"/>
       <w:tabs>
-        <w:tab w:val="right" w:pos="9072"/>
+        <w:tab w:val="right" w:pos="9070"/>
       </w:tabs>
-      <w:jc w:val="left"/>
     </w:pPr>
     <w:r>
-      <w:rPr>
-        <w:color w:val="595959"/>
-        <w:sz w:val="18"/>
-        <w:szCs w:val="18"/>
-      </w:rPr>
       <w:t xml:space="preserve">Confidential · Prepared for Example Logistics Ltd.</w:t>
     </w:r>
     <w:r>
-      <w:rPr>
-        <w:b/>
-        <w:bCs/>
-        <w:color w:val="1F4E79"/>
-        <w:sz w:val="18"/>
-        <w:szCs w:val="18"/>
-      </w:rPr>
-      <w:t xml:space="preserve">	</w:t>
+      <w:t xml:space="preserve">	Page </w:t>
       <w:fldChar w:fldCharType="begin"/>
       <w:instrText xml:space="preserve">PAGE</w:instrText>
       <w:fldChar w:fldCharType="separate"/>
@@ -1794,6 +1610,16 @@
 </w:ftr>
 </file>
 
+<file path=word/footer2.xml><?xml version="1.0" encoding="utf-8"?>
+<w:ftr xmlns:wpc="http://schemas.microsoft.com/office/word/2010/wordprocessingCanvas" xmlns:mc="http://schemas.openxmlformats.org/markup-compatibility/2006" xmlns:o="urn:schemas-microsoft-com:office:office" xmlns:r="http://schemas.openxmlformats.org/officeDocument/2006/relationships" xmlns:m="http://schemas.openxmlformats.org/officeDocument/2006/math" xmlns:v="urn:schemas-microsoft-com:vml" xmlns:wp14="http://schemas.microsoft.com/office/word/2010/wordprocessingDrawing" xmlns:wp="http://schemas.openxmlformats.org/drawingml/2006/wordprocessingDrawing" xmlns:w10="urn:schemas-microsoft-com:office:word" xmlns:w="http://schemas.openxmlformats.org/wordprocessingml/2006/main" xmlns:w14="http://schemas.microsoft.com/office/word/2010/wordml" xmlns:w15="http://schemas.microsoft.com/office/word/2012/wordml" xmlns:wpg="http://schemas.microsoft.com/office/word/2010/wordprocessingGroup" xmlns:wpi="http://schemas.microsoft.com/office/word/2010/wordprocessingInk" xmlns:wne="http://schemas.microsoft.com/office/word/2006/wordml" xmlns:wps="http://schemas.microsoft.com/office/word/2010/wordprocessingShape">
+  <w:p>
+    <w:r>
+      <w:t xml:space="preserve"/>
+    </w:r>
+  </w:p>
+</w:ftr>
+</file>
+
 <file path=word/footnotes.xml><?xml version="1.0" encoding="utf-8"?>
 <w:footnotes xmlns:wpc="http://schemas.microsoft.com/office/word/2010/wordprocessingCanvas" xmlns:mc="http://schemas.openxmlformats.org/markup-compatibility/2006" xmlns:o="urn:schemas-microsoft-com:office:office" xmlns:r="http://schemas.openxmlformats.org/officeDocument/2006/relationships" xmlns:m="http://schemas.openxmlformats.org/officeDocument/2006/math" xmlns:v="urn:schemas-microsoft-com:vml" xmlns:wp14="http://schemas.microsoft.com/office/word/2010/wordprocessingDrawing" xmlns:wp="http://schemas.openxmlformats.org/drawingml/2006/wordprocessingDrawing" xmlns:w10="urn:schemas-microsoft-com:office:word" xmlns:w="http://schemas.openxmlformats.org/wordprocessingml/2006/main" xmlns:w14="http://schemas.microsoft.com/office/word/2010/wordml" xmlns:w15="http://schemas.microsoft.com/office/word/2012/wordml" xmlns:wpg="http://schemas.microsoft.com/office/word/2010/wordprocessingGroup" xmlns:wpi="http://schemas.microsoft.com/office/word/2010/wordprocessingInk" xmlns:wne="http://schemas.microsoft.com/office/word/2006/wordml" xmlns:wps="http://schemas.microsoft.com/office/word/2010/wordprocessingShape" mc:Ignorable="w14 w15 wp14">
   <w:footnote w:type="separator" w:id="-1">
@@ -1835,18 +1661,23 @@
 <w:hdr xmlns:wpc="http://schemas.microsoft.com/office/word/2010/wordprocessingCanvas" xmlns:mc="http://schemas.openxmlformats.org/markup-compatibility/2006" xmlns:o="urn:schemas-microsoft-com:office:office" xmlns:r="http://schemas.openxmlformats.org/officeDocument/2006/relationships" xmlns:m="http://schemas.openxmlformats.org/officeDocument/2006/math" xmlns:v="urn:schemas-microsoft-com:vml" xmlns:wp14="http://schemas.microsoft.com/office/word/2010/wordprocessingDrawing" xmlns:wp="http://schemas.openxmlformats.org/drawingml/2006/wordprocessingDrawing" xmlns:w10="urn:schemas-microsoft-com:office:word" xmlns:w="http://schemas.openxmlformats.org/wordprocessingml/2006/main" xmlns:w14="http://schemas.microsoft.com/office/word/2010/wordml" xmlns:w15="http://schemas.microsoft.com/office/word/2012/wordml" xmlns:wpg="http://schemas.microsoft.com/office/word/2010/wordprocessingGroup" xmlns:wpi="http://schemas.microsoft.com/office/word/2010/wordprocessingInk" xmlns:wne="http://schemas.microsoft.com/office/word/2006/wordml" xmlns:wps="http://schemas.microsoft.com/office/word/2010/wordprocessingShape" xmlns:cx="http://schemas.microsoft.com/office/drawing/2014/chartex" xmlns:cx1="http://schemas.microsoft.com/office/drawing/2015/9/8/chartex" xmlns:cx2="http://schemas.microsoft.com/office/drawing/2015/10/21/chartex" xmlns:cx3="http://schemas.microsoft.com/office/drawing/2016/5/9/chartex" xmlns:cx4="http://schemas.microsoft.com/office/drawing/2016/5/10/chartex" xmlns:cx5="http://schemas.microsoft.com/office/drawing/2016/5/11/chartex" xmlns:cx6="http://schemas.microsoft.com/office/drawing/2016/5/12/chartex" xmlns:cx7="http://schemas.microsoft.com/office/drawing/2016/5/13/chartex" xmlns:cx8="http://schemas.microsoft.com/office/drawing/2016/5/14/chartex" xmlns:w16cid="http://schemas.microsoft.com/office/word/2016/wordml/cid" xmlns:w16se="http://schemas.microsoft.com/office/word/2015/wordml/symex">
   <w:p>
     <w:pPr>
+      <w:pStyle w:val="HeaderFooter"/>
       <w:pBdr>
-        <w:bottom w:val="single" w:color="1F4E79" w:sz="4" w:space="4"/>
+        <w:bottom w:val="single" w:color="1F4E79" w:sz="6" w:space="4"/>
       </w:pBdr>
-      <w:jc w:val="right"/>
     </w:pPr>
     <w:r>
-      <w:rPr>
-        <w:color w:val="1F4E79"/>
-        <w:sz w:val="18"/>
-        <w:szCs w:val="18"/>
-      </w:rPr>
       <w:t xml:space="preserve">Harbor &amp; Pine Advisory</w:t>
+    </w:r>
+  </w:p>
+</w:hdr>
+</file>
+
+<file path=word/header2.xml><?xml version="1.0" encoding="utf-8"?>
+<w:hdr xmlns:wpc="http://schemas.microsoft.com/office/word/2010/wordprocessingCanvas" xmlns:mc="http://schemas.openxmlformats.org/markup-compatibility/2006" xmlns:o="urn:schemas-microsoft-com:office:office" xmlns:r="http://schemas.openxmlformats.org/officeDocument/2006/relationships" xmlns:m="http://schemas.openxmlformats.org/officeDocument/2006/math" xmlns:v="urn:schemas-microsoft-com:vml" xmlns:wp14="http://schemas.microsoft.com/office/word/2010/wordprocessingDrawing" xmlns:wp="http://schemas.openxmlformats.org/drawingml/2006/wordprocessingDrawing" xmlns:w10="urn:schemas-microsoft-com:office:word" xmlns:w="http://schemas.openxmlformats.org/wordprocessingml/2006/main" xmlns:w14="http://schemas.microsoft.com/office/word/2010/wordml" xmlns:w15="http://schemas.microsoft.com/office/word/2012/wordml" xmlns:wpg="http://schemas.microsoft.com/office/word/2010/wordprocessingGroup" xmlns:wpi="http://schemas.microsoft.com/office/word/2010/wordprocessingInk" xmlns:wne="http://schemas.microsoft.com/office/word/2006/wordml" xmlns:wps="http://schemas.microsoft.com/office/word/2010/wordprocessingShape" xmlns:cx="http://schemas.microsoft.com/office/drawing/2014/chartex" xmlns:cx1="http://schemas.microsoft.com/office/drawing/2015/9/8/chartex" xmlns:cx2="http://schemas.microsoft.com/office/drawing/2015/10/21/chartex" xmlns:cx3="http://schemas.microsoft.com/office/drawing/2016/5/9/chartex" xmlns:cx4="http://schemas.microsoft.com/office/drawing/2016/5/10/chartex" xmlns:cx5="http://schemas.microsoft.com/office/drawing/2016/5/11/chartex" xmlns:cx6="http://schemas.microsoft.com/office/drawing/2016/5/12/chartex" xmlns:cx7="http://schemas.microsoft.com/office/drawing/2016/5/13/chartex" xmlns:cx8="http://schemas.microsoft.com/office/drawing/2016/5/14/chartex" xmlns:w16cid="http://schemas.microsoft.com/office/word/2016/wordml/cid" xmlns:w16se="http://schemas.microsoft.com/office/word/2015/wordml/symex">
+  <w:p>
+    <w:r>
+      <w:t xml:space="preserve"/>
     </w:r>
   </w:p>
 </w:hdr>
@@ -1960,15 +1791,10 @@
     </w:rPrDefault>
     <w:pPrDefault>
       <w:pPr>
-        <w:spacing w:after="120" w:line="276"/>
-        <w:jc w:val="both"/>
+        <w:spacing w:after="140" w:line="276"/>
       </w:pPr>
     </w:pPrDefault>
   </w:docDefaults>
-  <w:style w:type="paragraph" w:styleId="Normal" w:default="1">
-    <w:name w:val="Normal"/>
-    <w:qFormat/>
-  </w:style>
   <w:style w:type="table" w:styleId="TableNormal" w:default="true">
     <w:name w:val="Normal Table"/>
     <w:uiPriority w:val="99"/>
@@ -2123,13 +1949,27 @@
       <w:szCs w:val="20"/>
     </w:rPr>
   </w:style>
+  <w:style w:type="paragraph" w:styleId="Normal" w:default="1">
+    <w:name w:val="Normal"/>
+    <w:qFormat/>
+    <w:pPr>
+      <w:spacing w:after="140" w:line="276"/>
+      <w:jc w:val="both"/>
+    </w:pPr>
+    <w:rPr>
+      <w:rFonts w:ascii="Inter" w:cs="Inter" w:eastAsia="Inter" w:hAnsi="Inter"/>
+      <w:color w:val="000000"/>
+      <w:sz w:val="22"/>
+      <w:szCs w:val="22"/>
+    </w:rPr>
+  </w:style>
   <w:style w:type="paragraph" w:styleId="Title">
     <w:name w:val="Title"/>
     <w:basedOn w:val="Normal"/>
     <w:next w:val="Normal"/>
     <w:qFormat/>
     <w:pPr>
-      <w:spacing w:after="240" w:before="0" w:line="240"/>
+      <w:spacing w:after="200" w:before="0" w:line="240"/>
       <w:jc w:val="left"/>
     </w:pPr>
     <w:rPr>
@@ -2137,8 +1977,8 @@
       <w:b/>
       <w:bCs/>
       <w:color w:val="1F4E79"/>
-      <w:sz w:val="60"/>
-      <w:szCs w:val="60"/>
+      <w:sz w:val="56"/>
+      <w:szCs w:val="56"/>
     </w:rPr>
   </w:style>
   <w:style w:type="paragraph" w:styleId="Heading1">
@@ -2149,7 +1989,10 @@
     <w:pPr>
       <w:keepNext/>
       <w:keepLines/>
-      <w:spacing w:after="160" w:before="360"/>
+      <w:pBdr>
+        <w:bottom w:val="single" w:color="1F4E79" w:sz="8" w:space="4"/>
+      </w:pBdr>
+      <w:spacing w:after="160" w:before="360" w:line="240"/>
       <w:jc w:val="left"/>
       <w:outlineLvl w:val="0"/>
     </w:pPr>
@@ -2170,7 +2013,7 @@
     <w:pPr>
       <w:keepNext/>
       <w:keepLines/>
-      <w:spacing w:after="80" w:before="280"/>
+      <w:spacing w:after="100" w:before="280" w:line="240"/>
       <w:jc w:val="left"/>
       <w:outlineLvl w:val="1"/>
     </w:pPr>
@@ -2179,78 +2022,23 @@
       <w:b/>
       <w:bCs/>
       <w:color w:val="1F4E79"/>
-      <w:sz w:val="25"/>
-      <w:szCs w:val="25"/>
+      <w:sz w:val="24"/>
+      <w:szCs w:val="24"/>
     </w:rPr>
   </w:style>
-  <w:style w:type="paragraph" w:styleId="Meta">
-    <w:name w:val="Finding Meta"/>
+  <w:style w:type="paragraph" w:styleId="HeaderFooter">
+    <w:name w:val="Header and Footer"/>
     <w:basedOn w:val="Normal"/>
-    <w:next w:val="Normal"/>
-    <w:pPr>
-      <w:keepNext/>
-      <w:spacing w:after="80"/>
-      <w:jc w:val="left"/>
-    </w:pPr>
-    <w:rPr>
-      <w:color w:val="404040"/>
-      <w:sz w:val="20"/>
-      <w:szCs w:val="20"/>
-    </w:rPr>
-  </w:style>
-  <w:style w:type="paragraph" w:styleId="TableText">
-    <w:name w:val="Table Text"/>
-    <w:basedOn w:val="Normal"/>
-    <w:qFormat/>
     <w:pPr>
       <w:spacing w:after="0" w:before="0" w:line="240"/>
       <w:jc w:val="left"/>
     </w:pPr>
     <w:rPr>
-      <w:sz w:val="20"/>
-      <w:szCs w:val="20"/>
+      <w:rFonts w:ascii="Inter" w:cs="Inter" w:eastAsia="Inter" w:hAnsi="Inter"/>
+      <w:color w:val="595959"/>
+      <w:sz w:val="16"/>
+      <w:szCs w:val="16"/>
     </w:rPr>
-  </w:style>
-  <w:style w:type="paragraph" w:styleId="Spacer">
-    <w:name w:val="Table Spacer"/>
-    <w:basedOn w:val="Normal"/>
-    <w:pPr>
-      <w:spacing w:after="120" w:before="0" w:line="240"/>
-    </w:pPr>
-    <w:rPr>
-      <w:sz w:val="12"/>
-      <w:szCs w:val="12"/>
-    </w:rPr>
-  </w:style>
-  <w:style w:type="paragraph" w:styleId="CoverLine">
-    <w:name w:val="Cover Line"/>
-    <w:basedOn w:val="Normal"/>
-    <w:pPr>
-      <w:spacing w:after="120"/>
-      <w:jc w:val="left"/>
-    </w:pPr>
-    <w:rPr>
-      <w:sz w:val="24"/>
-      <w:szCs w:val="24"/>
-    </w:rPr>
-  </w:style>
-  <w:style w:type="paragraph" w:styleId="CoverRule">
-    <w:name w:val="Cover Rule"/>
-    <w:basedOn w:val="Normal"/>
-    <w:pPr>
-      <w:pBdr>
-        <w:bottom w:val="single" w:color="1F4E79" w:sz="24" w:space="1"/>
-      </w:pBdr>
-      <w:spacing w:after="480" w:before="0"/>
-      <w:jc w:val="left"/>
-    </w:pPr>
-  </w:style>
-  <w:style w:type="paragraph" w:styleId="CoverSpacer">
-    <w:name w:val="Cover Spacer"/>
-    <w:basedOn w:val="Normal"/>
-    <w:pPr>
-      <w:spacing w:after="0" w:before="3600"/>
-    </w:pPr>
   </w:style>
 </w:styles>
 </file>
